--- a/Final Year/CS3IP/CS3IP Project Definition Form.docx
+++ b/Final Year/CS3IP/CS3IP Project Definition Form.docx
@@ -447,10 +447,20 @@
               <w:rPr>
                 <w:rtl w:val="0"/>
               </w:rPr>
-              <w:t xml:space="preserve">Gantt Chart built within GitHub Project View.</w:t>
+              <w:t xml:space="preserve">Gantt Chart built within GitHub Project View (Public view available).</w:t>
               <w:br w:type="textWrapping"/>
-              <w:t xml:space="preserve">See: https://github.com/users/ProfProgram/projects/3/views/1</w:t>
-            </w:r>
+              <w:t xml:space="preserve">See: </w:t>
+            </w:r>
+            <w:hyperlink r:id="rId6">
+              <w:r>
+                <w:rPr>
+                  <w:color w:val="1155cc"/>
+                  <w:u w:val="single"/>
+                  <w:rtl w:val="0"/>
+                </w:rPr>
+                <w:t xml:space="preserve">https://github.com/users/ProfProgram/projects/3/views/1</w:t>
+              </w:r>
+            </w:hyperlink>
             <w:r>
               <w:rPr>
                 <w:rtl w:val="0"/>
@@ -471,7 +481,7 @@
       </w:r>
     </w:p>
     <w:sectPr>
-      <w:footerReference r:id="rId6" w:type="default"/>
+      <w:footerReference r:id="rId7" w:type="default"/>
       <w:pgSz w:h="16838" w:w="11906" w:orient="portrait"/>
       <w:pgMar w:bottom="1440" w:top="1440" w:left="1440" w:right="1440" w:header="708" w:footer="708"/>
       <w:pgNumType w:start="1"/>

--- a/Final Year/CS3IP/CS3IP Project Definition Form.docx
+++ b/Final Year/CS3IP/CS3IP Project Definition Form.docx
@@ -1,331 +1,209 @@
 
 <file path=word/document.xml><?xml version="1.0" encoding="utf-8"?>
-<w:document xmlns:mc="http://schemas.openxmlformats.org/markup-compatibility/2006" xmlns:o="urn:schemas-microsoft-com:office:office" xmlns:r="http://schemas.openxmlformats.org/officeDocument/2006/relationships" xmlns:m="http://schemas.openxmlformats.org/officeDocument/2006/math" xmlns:v="urn:schemas-microsoft-com:vml" xmlns:wp="http://schemas.openxmlformats.org/drawingml/2006/wordprocessingDrawing" xmlns:w10="urn:schemas-microsoft-com:office:word" xmlns:w="http://schemas.openxmlformats.org/wordprocessingml/2006/main" xmlns:wne="http://schemas.microsoft.com/office/word/2006/wordml" xmlns:sl="http://schemas.openxmlformats.org/schemaLibrary/2006/main" xmlns:a="http://schemas.openxmlformats.org/drawingml/2006/main" xmlns:pic="http://schemas.openxmlformats.org/drawingml/2006/picture" xmlns:c="http://schemas.openxmlformats.org/drawingml/2006/chart" xmlns:lc="http://schemas.openxmlformats.org/drawingml/2006/lockedCanvas" xmlns:dgm="http://schemas.openxmlformats.org/drawingml/2006/diagram" xmlns:wps="http://schemas.microsoft.com/office/word/2010/wordprocessingShape" xmlns:wpg="http://schemas.microsoft.com/office/word/2010/wordprocessingGroup" xmlns:w14="http://schemas.microsoft.com/office/word/2010/wordml" xmlns:w15="http://schemas.microsoft.com/office/word/2012/wordml" xmlns:w16="http://schemas.microsoft.com/office/word/2018/wordml" xmlns:w16cex="http://schemas.microsoft.com/office/word/2018/wordml/cex" xmlns:w16cid="http://schemas.microsoft.com/office/word/2016/wordml/cid" xmlns="http://schemas.microsoft.com/office/tasks/2019/documenttasks" xmlns:cr="http://schemas.microsoft.com/office/comments/2020/reactions">
+<w:document xmlns:wpc="http://schemas.microsoft.com/office/word/2010/wordprocessingCanvas" xmlns:cx="http://schemas.microsoft.com/office/drawing/2014/chartex" xmlns:cx1="http://schemas.microsoft.com/office/drawing/2015/9/8/chartex" xmlns:cx2="http://schemas.microsoft.com/office/drawing/2015/10/21/chartex" xmlns:cx3="http://schemas.microsoft.com/office/drawing/2016/5/9/chartex" xmlns:cx4="http://schemas.microsoft.com/office/drawing/2016/5/10/chartex" xmlns:cx5="http://schemas.microsoft.com/office/drawing/2016/5/11/chartex" xmlns:cx6="http://schemas.microsoft.com/office/drawing/2016/5/12/chartex" xmlns:cx7="http://schemas.microsoft.com/office/drawing/2016/5/13/chartex" xmlns:cx8="http://schemas.microsoft.com/office/drawing/2016/5/14/chartex" xmlns:mc="http://schemas.openxmlformats.org/markup-compatibility/2006" xmlns:aink="http://schemas.microsoft.com/office/drawing/2016/ink" xmlns:am3d="http://schemas.microsoft.com/office/drawing/2017/model3d" xmlns:o="urn:schemas-microsoft-com:office:office" xmlns:oel="http://schemas.microsoft.com/office/2019/extlst" xmlns:r="http://schemas.openxmlformats.org/officeDocument/2006/relationships" xmlns:m="http://schemas.openxmlformats.org/officeDocument/2006/math" xmlns:v="urn:schemas-microsoft-com:vml" xmlns:wp14="http://schemas.microsoft.com/office/word/2010/wordprocessingDrawing" xmlns:wp="http://schemas.openxmlformats.org/drawingml/2006/wordprocessingDrawing" xmlns:w10="urn:schemas-microsoft-com:office:word" xmlns:w="http://schemas.openxmlformats.org/wordprocessingml/2006/main" xmlns:w14="http://schemas.microsoft.com/office/word/2010/wordml" xmlns:w15="http://schemas.microsoft.com/office/word/2012/wordml" xmlns:w16cex="http://schemas.microsoft.com/office/word/2018/wordml/cex" xmlns:w16cid="http://schemas.microsoft.com/office/word/2016/wordml/cid" xmlns:w16="http://schemas.microsoft.com/office/word/2018/wordml" xmlns:w16du="http://schemas.microsoft.com/office/word/2023/wordml/word16du" xmlns:w16sdtdh="http://schemas.microsoft.com/office/word/2020/wordml/sdtdatahash" xmlns:w16sdtfl="http://schemas.microsoft.com/office/word/2024/wordml/sdtformatlock" xmlns:w16se="http://schemas.microsoft.com/office/word/2015/wordml/symex" xmlns:wpg="http://schemas.microsoft.com/office/word/2010/wordprocessingGroup" xmlns:wpi="http://schemas.microsoft.com/office/word/2010/wordprocessingInk" xmlns:wne="http://schemas.microsoft.com/office/word/2006/wordml" xmlns:wps="http://schemas.microsoft.com/office/word/2010/wordprocessingShape" mc:Ignorable="w14 w15 w16se w16cid w16 w16cex w16sdtdh w16sdtfl w16du wp14">
   <w:body>
     <w:p>
       <w:pPr>
         <w:pStyle w:val="Heading1"/>
-        <w:rPr/>
       </w:pPr>
       <w:r>
-        <w:rPr>
-          <w:rtl w:val="0"/>
-        </w:rPr>
-        <w:t xml:space="preserve">CS3IP Project Definition Form</w:t>
+        <w:t>CS3IP Project Definition Form</w:t>
       </w:r>
     </w:p>
-    <w:p>
-      <w:pPr>
-        <w:rPr/>
-      </w:pPr>
-      <w:r>
-        <w:rPr>
-          <w:rtl w:val="0"/>
-        </w:rPr>
-      </w:r>
-    </w:p>
+    <w:p/>
     <w:tbl>
       <w:tblPr>
-        <w:tblStyle w:val="Table1"/>
-        <w:tblW w:w="10185.0" w:type="dxa"/>
-        <w:jc w:val="left"/>
-        <w:tblInd w:w="-540.0" w:type="dxa"/>
+        <w:tblStyle w:val="a"/>
+        <w:tblW w:w="10185" w:type="dxa"/>
+        <w:tblInd w:w="-540" w:type="dxa"/>
         <w:tblBorders>
-          <w:top w:color="000000" w:space="0" w:sz="4" w:val="single"/>
-          <w:left w:color="000000" w:space="0" w:sz="4" w:val="single"/>
-          <w:bottom w:color="000000" w:space="0" w:sz="4" w:val="single"/>
-          <w:right w:color="000000" w:space="0" w:sz="4" w:val="single"/>
-          <w:insideH w:color="000000" w:space="0" w:sz="4" w:val="single"/>
-          <w:insideV w:color="000000" w:space="0" w:sz="4" w:val="single"/>
+          <w:top w:val="single" w:sz="4" w:space="0" w:color="000000"/>
+          <w:left w:val="single" w:sz="4" w:space="0" w:color="000000"/>
+          <w:bottom w:val="single" w:sz="4" w:space="0" w:color="000000"/>
+          <w:right w:val="single" w:sz="4" w:space="0" w:color="000000"/>
+          <w:insideH w:val="single" w:sz="4" w:space="0" w:color="000000"/>
+          <w:insideV w:val="single" w:sz="4" w:space="0" w:color="000000"/>
         </w:tblBorders>
         <w:tblLayout w:type="fixed"/>
-        <w:tblLook w:val="0400"/>
+        <w:tblLook w:val="0400" w:firstRow="0" w:lastRow="0" w:firstColumn="0" w:lastColumn="0" w:noHBand="0" w:noVBand="1"/>
       </w:tblPr>
       <w:tblGrid>
         <w:gridCol w:w="10185"/>
-        <w:tblGridChange w:id="0">
-          <w:tblGrid>
-            <w:gridCol w:w="10185"/>
-          </w:tblGrid>
-        </w:tblGridChange>
       </w:tblGrid>
       <w:tr>
-        <w:trPr>
-          <w:cantSplit w:val="0"/>
-          <w:tblHeader w:val="0"/>
-        </w:trPr>
         <w:tc>
-          <w:tcPr/>
-          <w:p>
-            <w:pPr>
-              <w:rPr/>
-            </w:pPr>
-            <w:r>
-              <w:rPr>
-                <w:rtl w:val="0"/>
-              </w:rPr>
-              <w:t xml:space="preserve">Student Name/ID: Muhammad Junaid Ali/210163492</w:t>
+          <w:tcPr>
+            <w:tcW w:w="10185" w:type="dxa"/>
+          </w:tcPr>
+          <w:p>
+            <w:r>
+              <w:t>Student Name/ID: Muhammad Junaid Ali/210163492</w:t>
             </w:r>
           </w:p>
         </w:tc>
       </w:tr>
       <w:tr>
-        <w:trPr>
-          <w:cantSplit w:val="0"/>
-          <w:tblHeader w:val="0"/>
-        </w:trPr>
         <w:tc>
-          <w:tcPr/>
-          <w:p>
-            <w:pPr>
-              <w:rPr/>
-            </w:pPr>
-            <w:r>
-              <w:rPr>
-                <w:rtl w:val="0"/>
-              </w:rPr>
-              <w:t xml:space="preserve">Course: CS3IP (BSc Computer Science)</w:t>
+          <w:tcPr>
+            <w:tcW w:w="10185" w:type="dxa"/>
+          </w:tcPr>
+          <w:p>
+            <w:r>
+              <w:t>Course: CS3IP (BSc Computer Science)</w:t>
             </w:r>
           </w:p>
         </w:tc>
       </w:tr>
       <w:tr>
-        <w:trPr>
-          <w:cantSplit w:val="0"/>
-          <w:tblHeader w:val="0"/>
-        </w:trPr>
         <w:tc>
-          <w:tcPr/>
-          <w:p>
-            <w:pPr>
-              <w:rPr/>
-            </w:pPr>
-            <w:r>
-              <w:rPr>
-                <w:rtl w:val="0"/>
-              </w:rPr>
-              <w:t xml:space="preserve">Project title: Evaluating Temporal Knowledge-Graph Retrieval for Evidence-Grounded Question Answering on Crisis Events</w:t>
+          <w:tcPr>
+            <w:tcW w:w="10185" w:type="dxa"/>
+          </w:tcPr>
+          <w:p>
+            <w:r>
+              <w:t>Project title: Evaluating Temporal Knowledge-Graph Retrieval for Evidence-Grounded Question Answering on Crisis Events</w:t>
             </w:r>
           </w:p>
         </w:tc>
       </w:tr>
       <w:tr>
-        <w:trPr>
-          <w:cantSplit w:val="0"/>
-          <w:tblHeader w:val="0"/>
-        </w:trPr>
         <w:tc>
-          <w:tcPr/>
-          <w:p>
-            <w:pPr>
-              <w:rPr/>
-            </w:pPr>
-            <w:r>
-              <w:rPr>
-                <w:rtl w:val="0"/>
-              </w:rPr>
-              <w:t xml:space="preserve">Supervisor: FROM SUPERVISOR</w:t>
+          <w:tcPr>
+            <w:tcW w:w="10185" w:type="dxa"/>
+          </w:tcPr>
+          <w:p>
+            <w:r>
+              <w:t>Supervisor: FROM SUPERVISOR</w:t>
             </w:r>
           </w:p>
         </w:tc>
       </w:tr>
       <w:tr>
-        <w:trPr>
-          <w:cantSplit w:val="0"/>
-          <w:tblHeader w:val="0"/>
-        </w:trPr>
         <w:tc>
-          <w:tcPr/>
-          <w:p>
-            <w:pPr>
-              <w:rPr/>
-            </w:pPr>
-            <w:r>
-              <w:rPr>
-                <w:rtl w:val="0"/>
-              </w:rPr>
-              <w:t xml:space="preserve">Date:08/10/2026</w:t>
+          <w:tcPr>
+            <w:tcW w:w="10185" w:type="dxa"/>
+          </w:tcPr>
+          <w:p>
+            <w:r>
+              <w:t>Date:08/10/2026</w:t>
             </w:r>
           </w:p>
         </w:tc>
       </w:tr>
       <w:tr>
-        <w:trPr>
-          <w:cantSplit w:val="0"/>
-          <w:tblHeader w:val="0"/>
-        </w:trPr>
         <w:tc>
-          <w:tcPr/>
+          <w:tcPr>
+            <w:tcW w:w="10185" w:type="dxa"/>
+          </w:tcPr>
           <w:p>
             <w:pPr>
               <w:rPr>
-                <w:b w:val="1"/>
-                <w:bCs w:val="1"/>
+                <w:b/>
+                <w:bCs/>
               </w:rPr>
             </w:pPr>
             <w:r>
               <w:rPr>
-                <w:b w:val="1"/>
-                <w:bCs w:val="1"/>
-                <w:rtl w:val="0"/>
+                <w:b/>
+                <w:bCs/>
               </w:rPr>
-              <w:t xml:space="preserve">Project overview:</w:t>
-            </w:r>
-          </w:p>
-          <w:p>
-            <w:pPr>
-              <w:rPr/>
-            </w:pPr>
-            <w:r>
-              <w:rPr>
-                <w:rtl w:val="0"/>
-              </w:rPr>
-              <w:t xml:space="preserve">This project is set out to evaluate the accuracy and relevance of responses given by AI when they are provided with linked data points and an evidence-grounded question on the topic. Evaluation for such a system is needed more and more the further people reply on AI for reliable information; knowing if these responses can be made more accurate (lowering hallucination and variance rate, etc.) should provide peace of mind and a better understanding of how to configure AI models when it comes to giving responses for critical conversations.</w:t>
-            </w:r>
-          </w:p>
-          <w:p>
-            <w:pPr>
-              <w:rPr/>
-            </w:pPr>
-            <w:r>
-              <w:rPr>
-                <w:rtl w:val="0"/>
-              </w:rPr>
-            </w:r>
-          </w:p>
+              <w:t>Project overview:</w:t>
+            </w:r>
+          </w:p>
+          <w:p>
+            <w:r>
+              <w:t>This project is set out to evaluate the accuracy and relevance of responses given by AI when they are provided with linked data points and an evidence-grounded question on the topic. Evaluation for such a system is needed more and more the further people reply on AI for reliable information; knowing if these responses can be made more accurate (lowering hallucination and variance rate, etc.) should provide peace of mind and a better understanding of how to configure AI models when it comes to giving responses for critical conversations.</w:t>
+            </w:r>
+          </w:p>
+          <w:p/>
         </w:tc>
       </w:tr>
       <w:tr>
-        <w:trPr>
-          <w:cantSplit w:val="0"/>
-          <w:tblHeader w:val="0"/>
-        </w:trPr>
         <w:tc>
-          <w:tcPr/>
+          <w:tcPr>
+            <w:tcW w:w="10185" w:type="dxa"/>
+          </w:tcPr>
           <w:p>
             <w:pPr>
               <w:rPr>
-                <w:b w:val="1"/>
-                <w:bCs w:val="1"/>
+                <w:b/>
+                <w:bCs/>
               </w:rPr>
             </w:pPr>
             <w:r>
               <w:rPr>
-                <w:b w:val="1"/>
-                <w:bCs w:val="1"/>
-                <w:rtl w:val="0"/>
+                <w:b/>
+                <w:bCs/>
               </w:rPr>
-              <w:t xml:space="preserve">Project deliverable:</w:t>
-            </w:r>
-          </w:p>
-          <w:p>
-            <w:pPr>
-              <w:rPr/>
-            </w:pPr>
-            <w:r>
-              <w:rPr>
-                <w:rtl w:val="0"/>
-              </w:rPr>
-              <w:t xml:space="preserve">A chatbot that will detect disaster-related messages and use web-scrapping/API’s to build a dataset that can be vectorised using embedding models to create a “temporal knowledge graph” for answering evidence-based questions. This system should be evaluated to determine the level of relevance to current chat (is response grounded in the same context as current chat) and accuracy to the knowledge graph.</w:t>
-            </w:r>
-          </w:p>
-          <w:p>
-            <w:pPr>
-              <w:rPr/>
-            </w:pPr>
-            <w:r>
-              <w:rPr>
-                <w:rtl w:val="0"/>
-              </w:rPr>
-              <w:t xml:space="preserve">UX work will be added if time allows, but building the base system and evaluation of that system come first.</w:t>
-            </w:r>
-          </w:p>
-          <w:p>
-            <w:pPr>
-              <w:rPr/>
-            </w:pPr>
-            <w:r>
-              <w:rPr>
-                <w:rtl w:val="0"/>
-              </w:rPr>
-            </w:r>
-          </w:p>
+              <w:t>Project deliverable:</w:t>
+            </w:r>
+          </w:p>
+          <w:p>
+            <w:r>
+              <w:t>A chatbot that will detect disaster-related messages and use web-scrapping/</w:t>
+            </w:r>
+            <w:r>
+              <w:t>APIs</w:t>
+            </w:r>
+            <w:r>
+              <w:t xml:space="preserve"> to build a dataset that can be vectorised using embedding models to create a “temporal knowledge graph” for answering evidence-based questions. This system should be evaluated to determine the level of relevance to current chat (is response grounded in the same context as current chat) and accuracy to the knowledge graph.</w:t>
+            </w:r>
+          </w:p>
+          <w:p>
+            <w:r>
+              <w:t xml:space="preserve">UX work will be added if time </w:t>
+            </w:r>
+            <w:r>
+              <w:t>allows but</w:t>
+            </w:r>
+            <w:r>
+              <w:t xml:space="preserve"> building the base system and evaluation of that system come first.</w:t>
+            </w:r>
+          </w:p>
+          <w:p/>
         </w:tc>
       </w:tr>
       <w:tr>
-        <w:trPr>
-          <w:cantSplit w:val="0"/>
-          <w:tblHeader w:val="0"/>
-        </w:trPr>
         <w:tc>
-          <w:tcPr/>
+          <w:tcPr>
+            <w:tcW w:w="10185" w:type="dxa"/>
+          </w:tcPr>
           <w:p>
             <w:pPr>
               <w:rPr>
-                <w:b w:val="1"/>
-                <w:bCs w:val="1"/>
+                <w:b/>
+                <w:bCs/>
               </w:rPr>
             </w:pPr>
             <w:r>
               <w:rPr>
-                <w:b w:val="1"/>
-                <w:bCs w:val="1"/>
-                <w:rtl w:val="0"/>
+                <w:b/>
+                <w:bCs/>
               </w:rPr>
-              <w:t xml:space="preserve">What is interesting &amp; useful about this project? Can you make a business case for it?</w:t>
-            </w:r>
-          </w:p>
-          <w:p>
-            <w:pPr>
-              <w:rPr/>
-            </w:pPr>
-            <w:r>
-              <w:rPr>
-                <w:rtl w:val="0"/>
-              </w:rPr>
-              <w:t xml:space="preserve">This project will allow us to understand the degree to which AI/LLM output is reliable enough to use for data analysis of critical events, when such technology is given a trusted data-set with which it can retrieve data.</w:t>
-            </w:r>
-          </w:p>
-          <w:p>
-            <w:pPr>
-              <w:rPr/>
-            </w:pPr>
-            <w:r>
-              <w:rPr>
-                <w:rtl w:val="0"/>
-              </w:rPr>
-            </w:r>
-          </w:p>
-          <w:p>
-            <w:pPr>
-              <w:rPr/>
-            </w:pPr>
-            <w:r>
-              <w:rPr>
-                <w:rtl w:val="0"/>
-              </w:rPr>
-              <w:t xml:space="preserve">Business Case: Results of my research in this topic will show reliability of AI chatbots for data analysis of critical events, their reliability and accuracy to source material. If shown to be reliable and accurate then this system used for testing can act as a skeleton for future architecture when developing AI chatbots that would be used for similar situations; if results are negative then we can conclude that the use of “Temporal Knowledge Graphs” for AI data retrieval is not sufficient for giving responses on critical event datasets.</w:t>
-            </w:r>
-          </w:p>
-          <w:p>
-            <w:pPr>
-              <w:rPr/>
-            </w:pPr>
-            <w:r>
-              <w:rPr>
-                <w:rtl w:val="0"/>
-              </w:rPr>
-            </w:r>
-          </w:p>
-          <w:p>
-            <w:pPr>
-              <w:rPr/>
-            </w:pPr>
-            <w:r>
-              <w:rPr>
-                <w:rtl w:val="0"/>
-              </w:rPr>
-              <w:t xml:space="preserve">Taking the system further I could add features like;</w:t>
+              <w:t>What is interesting &amp; useful about this project? Can you make a business case for it?</w:t>
+            </w:r>
+          </w:p>
+          <w:p>
+            <w:r>
+              <w:t xml:space="preserve">This project will allow us to understand the degree to which AI/LLM output is reliable enough to use for data analysis of critical events, when such technology is given a trusted </w:t>
+            </w:r>
+            <w:r>
+              <w:t>dataset</w:t>
+            </w:r>
+            <w:r>
+              <w:t xml:space="preserve"> with which it can retrieve data.</w:t>
+            </w:r>
+          </w:p>
+          <w:p/>
+          <w:p>
+            <w:r>
+              <w:t>Business Case: Results of my research in this topic will show reliability of AI chatbots for data analysis of critical events, their reliability and accuracy to source material. If shown to be reliable and accurate then this system used for testing can act as a skeleton for future architecture when developing AI chatbots that would be used for similar situations; if results are negative then we can conclude that the use of “Temporal Knowledge Graphs” for AI data retrieval is not sufficient for giving responses on critical event datasets.</w:t>
+            </w:r>
+          </w:p>
+          <w:p/>
+          <w:p>
+            <w:r>
+              <w:t>Taking the system further I could add features like;</w:t>
             </w:r>
           </w:p>
           <w:p>
@@ -334,16 +212,9 @@
                 <w:ilvl w:val="0"/>
                 <w:numId w:val="1"/>
               </w:numPr>
-              <w:ind w:left="720" w:hanging="360"/>
-              <w:rPr>
-                <w:u w:val="none"/>
-              </w:rPr>
             </w:pPr>
             <w:r>
-              <w:rPr>
-                <w:rtl w:val="0"/>
-              </w:rPr>
-              <w:t xml:space="preserve">Creating embeddings from given .xml file</w:t>
+              <w:t>Creating embeddings from given .xml file</w:t>
             </w:r>
           </w:p>
           <w:p>
@@ -352,16 +223,9 @@
                 <w:ilvl w:val="0"/>
                 <w:numId w:val="1"/>
               </w:numPr>
-              <w:ind w:left="720" w:hanging="360"/>
-              <w:rPr>
-                <w:u w:val="none"/>
-              </w:rPr>
             </w:pPr>
             <w:r>
-              <w:rPr>
-                <w:rtl w:val="0"/>
-              </w:rPr>
-              <w:t xml:space="preserve">End-User configurability of system</w:t>
+              <w:t>End-User configurability of system</w:t>
             </w:r>
           </w:p>
           <w:p>
@@ -370,191 +234,160 @@
                 <w:ilvl w:val="0"/>
                 <w:numId w:val="1"/>
               </w:numPr>
-              <w:ind w:left="720" w:hanging="360"/>
-              <w:rPr>
-                <w:u w:val="none"/>
-              </w:rPr>
             </w:pPr>
             <w:r>
-              <w:rPr>
-                <w:rtl w:val="0"/>
-              </w:rPr>
-              <w:t xml:space="preserve">UI/X design</w:t>
-            </w:r>
-          </w:p>
-          <w:p>
-            <w:pPr>
-              <w:rPr/>
-            </w:pPr>
-            <w:r>
-              <w:rPr>
-                <w:rtl w:val="0"/>
-              </w:rPr>
-            </w:r>
-          </w:p>
+              <w:t>UI/X design</w:t>
+            </w:r>
+          </w:p>
+          <w:p/>
         </w:tc>
       </w:tr>
       <w:tr>
-        <w:trPr>
-          <w:cantSplit w:val="0"/>
-          <w:tblHeader w:val="0"/>
-        </w:trPr>
         <w:tc>
-          <w:tcPr/>
+          <w:tcPr>
+            <w:tcW w:w="10185" w:type="dxa"/>
+          </w:tcPr>
           <w:p>
             <w:pPr>
               <w:rPr>
-                <w:b w:val="1"/>
-                <w:bCs w:val="1"/>
+                <w:b/>
+                <w:bCs/>
               </w:rPr>
             </w:pPr>
             <w:r>
               <w:rPr>
-                <w:b w:val="1"/>
-                <w:bCs w:val="1"/>
-                <w:rtl w:val="0"/>
+                <w:b/>
+                <w:bCs/>
               </w:rPr>
-              <w:t xml:space="preserve">Outline Project Timetable:</w:t>
+              <w:t>Outline Project Timetable:</w:t>
             </w:r>
           </w:p>
           <w:p>
             <w:pPr>
               <w:rPr>
-                <w:b w:val="1"/>
-                <w:bCs w:val="1"/>
+                <w:b/>
+                <w:bCs/>
               </w:rPr>
             </w:pPr>
-            <w:r>
-              <w:rPr>
-                <w:rtl w:val="0"/>
-              </w:rPr>
-            </w:r>
           </w:p>
           <w:p>
             <w:pPr>
-              <w:pBdr>
-                <w:top w:color="auto" w:space="0" w:sz="0" w:val="none"/>
-                <w:left w:color="auto" w:space="0" w:sz="0" w:val="none"/>
-                <w:bottom w:color="auto" w:space="0" w:sz="0" w:val="none"/>
-                <w:right w:color="auto" w:space="0" w:sz="0" w:val="none"/>
-                <w:between w:color="auto" w:space="0" w:sz="0" w:val="none"/>
-              </w:pBdr>
-              <w:shd w:fill="ffffff" w:val="clear"/>
-              <w:spacing w:after="240" w:lineRule="auto"/>
-              <w:rPr/>
+              <w:shd w:val="clear" w:color="auto" w:fill="FFFFFF"/>
+              <w:spacing w:after="240"/>
             </w:pPr>
             <w:r>
-              <w:rPr>
-                <w:rtl w:val="0"/>
-              </w:rPr>
-              <w:t xml:space="preserve">Gantt Chart built within GitHub Project View (Public view available).</w:t>
-              <w:br w:type="textWrapping"/>
+              <w:t>Gantt Chart built within GitHub Project View (Public view available).</w:t>
+            </w:r>
+            <w:r>
+              <w:br/>
               <w:t xml:space="preserve">See: </w:t>
             </w:r>
-            <w:hyperlink r:id="rId6">
+            <w:hyperlink r:id="rId7">
               <w:r>
                 <w:rPr>
-                  <w:color w:val="1155cc"/>
+                  <w:color w:val="1155CC"/>
                   <w:u w:val="single"/>
-                  <w:rtl w:val="0"/>
                 </w:rPr>
-                <w:t xml:space="preserve">https://github.com/users/ProfProgram/projects/3/views/1</w:t>
+                <w:t>https://github.com/users/ProfProgram/projects/3/views/1</w:t>
               </w:r>
             </w:hyperlink>
-            <w:r>
-              <w:rPr>
-                <w:rtl w:val="0"/>
-              </w:rPr>
-            </w:r>
           </w:p>
         </w:tc>
       </w:tr>
     </w:tbl>
-    <w:p>
-      <w:pPr>
-        <w:rPr/>
-      </w:pPr>
-      <w:r>
-        <w:rPr>
-          <w:rtl w:val="0"/>
-        </w:rPr>
-      </w:r>
-    </w:p>
+    <w:p/>
     <w:sectPr>
-      <w:footerReference r:id="rId7" w:type="default"/>
-      <w:pgSz w:h="16838" w:w="11906" w:orient="portrait"/>
-      <w:pgMar w:bottom="1440" w:top="1440" w:left="1440" w:right="1440" w:header="708" w:footer="708"/>
+      <w:footerReference w:type="default" r:id="rId8"/>
+      <w:pgSz w:w="11906" w:h="16838"/>
+      <w:pgMar w:top="1440" w:right="1440" w:bottom="1440" w:left="1440" w:header="708" w:footer="708" w:gutter="0"/>
       <w:pgNumType w:start="1"/>
+      <w:cols w:space="720"/>
     </w:sectPr>
   </w:body>
 </w:document>
 </file>
 
+<file path=word/endnotes.xml><?xml version="1.0" encoding="utf-8"?>
+<w:endnotes xmlns:wpc="http://schemas.microsoft.com/office/word/2010/wordprocessingCanvas" xmlns:cx="http://schemas.microsoft.com/office/drawing/2014/chartex" xmlns:cx1="http://schemas.microsoft.com/office/drawing/2015/9/8/chartex" xmlns:cx2="http://schemas.microsoft.com/office/drawing/2015/10/21/chartex" xmlns:cx3="http://schemas.microsoft.com/office/drawing/2016/5/9/chartex" xmlns:cx4="http://schemas.microsoft.com/office/drawing/2016/5/10/chartex" xmlns:cx5="http://schemas.microsoft.com/office/drawing/2016/5/11/chartex" xmlns:cx6="http://schemas.microsoft.com/office/drawing/2016/5/12/chartex" xmlns:cx7="http://schemas.microsoft.com/office/drawing/2016/5/13/chartex" xmlns:cx8="http://schemas.microsoft.com/office/drawing/2016/5/14/chartex" xmlns:mc="http://schemas.openxmlformats.org/markup-compatibility/2006" xmlns:aink="http://schemas.microsoft.com/office/drawing/2016/ink" xmlns:am3d="http://schemas.microsoft.com/office/drawing/2017/model3d" xmlns:o="urn:schemas-microsoft-com:office:office" xmlns:oel="http://schemas.microsoft.com/office/2019/extlst" xmlns:r="http://schemas.openxmlformats.org/officeDocument/2006/relationships" xmlns:m="http://schemas.openxmlformats.org/officeDocument/2006/math" xmlns:v="urn:schemas-microsoft-com:vml" xmlns:wp14="http://schemas.microsoft.com/office/word/2010/wordprocessingDrawing" xmlns:wp="http://schemas.openxmlformats.org/drawingml/2006/wordprocessingDrawing" xmlns:w10="urn:schemas-microsoft-com:office:word" xmlns:w="http://schemas.openxmlformats.org/wordprocessingml/2006/main" xmlns:w14="http://schemas.microsoft.com/office/word/2010/wordml" xmlns:w15="http://schemas.microsoft.com/office/word/2012/wordml" xmlns:w16cex="http://schemas.microsoft.com/office/word/2018/wordml/cex" xmlns:w16cid="http://schemas.microsoft.com/office/word/2016/wordml/cid" xmlns:w16="http://schemas.microsoft.com/office/word/2018/wordml" xmlns:w16du="http://schemas.microsoft.com/office/word/2023/wordml/word16du" xmlns:w16sdtdh="http://schemas.microsoft.com/office/word/2020/wordml/sdtdatahash" xmlns:w16sdtfl="http://schemas.microsoft.com/office/word/2024/wordml/sdtformatlock" xmlns:w16se="http://schemas.microsoft.com/office/word/2015/wordml/symex" xmlns:wpg="http://schemas.microsoft.com/office/word/2010/wordprocessingGroup" xmlns:wpi="http://schemas.microsoft.com/office/word/2010/wordprocessingInk" xmlns:wne="http://schemas.microsoft.com/office/word/2006/wordml" xmlns:wps="http://schemas.microsoft.com/office/word/2010/wordprocessingShape" mc:Ignorable="w14 w15 w16se w16cid w16 w16cex w16sdtdh w16sdtfl w16du wp14">
+  <w:endnote w:type="separator" w:id="-1">
+    <w:p>
+      <w:r>
+        <w:separator/>
+      </w:r>
+    </w:p>
+  </w:endnote>
+  <w:endnote w:type="continuationSeparator" w:id="0">
+    <w:p>
+      <w:r>
+        <w:continuationSeparator/>
+      </w:r>
+    </w:p>
+  </w:endnote>
+</w:endnotes>
+</file>
+
 <file path=word/footer1.xml><?xml version="1.0" encoding="utf-8"?>
-<w:ftr xmlns:mc="http://schemas.openxmlformats.org/markup-compatibility/2006" xmlns:o="urn:schemas-microsoft-com:office:office" xmlns:r="http://schemas.openxmlformats.org/officeDocument/2006/relationships" xmlns:m="http://schemas.openxmlformats.org/officeDocument/2006/math" xmlns:v="urn:schemas-microsoft-com:vml" xmlns:wp="http://schemas.openxmlformats.org/drawingml/2006/wordprocessingDrawing" xmlns:w10="urn:schemas-microsoft-com:office:word" xmlns:w="http://schemas.openxmlformats.org/wordprocessingml/2006/main" xmlns:wne="http://schemas.microsoft.com/office/word/2006/wordml" xmlns:sl="http://schemas.openxmlformats.org/schemaLibrary/2006/main" xmlns:a="http://schemas.openxmlformats.org/drawingml/2006/main" xmlns:pic="http://schemas.openxmlformats.org/drawingml/2006/picture" xmlns:c="http://schemas.openxmlformats.org/drawingml/2006/chart" xmlns:lc="http://schemas.openxmlformats.org/drawingml/2006/lockedCanvas" xmlns:dgm="http://schemas.openxmlformats.org/drawingml/2006/diagram" xmlns:wps="http://schemas.microsoft.com/office/word/2010/wordprocessingShape" xmlns:wpg="http://schemas.microsoft.com/office/word/2010/wordprocessingGroup" xmlns:w14="http://schemas.microsoft.com/office/word/2010/wordml" xmlns:w15="http://schemas.microsoft.com/office/word/2012/wordml" xmlns:w16="http://schemas.microsoft.com/office/word/2018/wordml" xmlns:w16cex="http://schemas.microsoft.com/office/word/2018/wordml/cex" xmlns:w16cid="http://schemas.microsoft.com/office/word/2016/wordml/cid" xmlns="http://schemas.microsoft.com/office/tasks/2019/documenttasks" xmlns:cr="http://schemas.microsoft.com/office/comments/2020/reactions">
+<w:ftr xmlns:wpc="http://schemas.microsoft.com/office/word/2010/wordprocessingCanvas" xmlns:cx="http://schemas.microsoft.com/office/drawing/2014/chartex" xmlns:cx1="http://schemas.microsoft.com/office/drawing/2015/9/8/chartex" xmlns:cx2="http://schemas.microsoft.com/office/drawing/2015/10/21/chartex" xmlns:cx3="http://schemas.microsoft.com/office/drawing/2016/5/9/chartex" xmlns:cx4="http://schemas.microsoft.com/office/drawing/2016/5/10/chartex" xmlns:cx5="http://schemas.microsoft.com/office/drawing/2016/5/11/chartex" xmlns:cx6="http://schemas.microsoft.com/office/drawing/2016/5/12/chartex" xmlns:cx7="http://schemas.microsoft.com/office/drawing/2016/5/13/chartex" xmlns:cx8="http://schemas.microsoft.com/office/drawing/2016/5/14/chartex" xmlns:mc="http://schemas.openxmlformats.org/markup-compatibility/2006" xmlns:aink="http://schemas.microsoft.com/office/drawing/2016/ink" xmlns:am3d="http://schemas.microsoft.com/office/drawing/2017/model3d" xmlns:o="urn:schemas-microsoft-com:office:office" xmlns:oel="http://schemas.microsoft.com/office/2019/extlst" xmlns:r="http://schemas.openxmlformats.org/officeDocument/2006/relationships" xmlns:m="http://schemas.openxmlformats.org/officeDocument/2006/math" xmlns:v="urn:schemas-microsoft-com:vml" xmlns:wp14="http://schemas.microsoft.com/office/word/2010/wordprocessingDrawing" xmlns:wp="http://schemas.openxmlformats.org/drawingml/2006/wordprocessingDrawing" xmlns:w10="urn:schemas-microsoft-com:office:word" xmlns:w="http://schemas.openxmlformats.org/wordprocessingml/2006/main" xmlns:w14="http://schemas.microsoft.com/office/word/2010/wordml" xmlns:w15="http://schemas.microsoft.com/office/word/2012/wordml" xmlns:w16cex="http://schemas.microsoft.com/office/word/2018/wordml/cex" xmlns:w16cid="http://schemas.microsoft.com/office/word/2016/wordml/cid" xmlns:w16="http://schemas.microsoft.com/office/word/2018/wordml" xmlns:w16du="http://schemas.microsoft.com/office/word/2023/wordml/word16du" xmlns:w16sdtdh="http://schemas.microsoft.com/office/word/2020/wordml/sdtdatahash" xmlns:w16sdtfl="http://schemas.microsoft.com/office/word/2024/wordml/sdtformatlock" xmlns:w16se="http://schemas.microsoft.com/office/word/2015/wordml/symex" xmlns:wpg="http://schemas.microsoft.com/office/word/2010/wordprocessingGroup" xmlns:wpi="http://schemas.microsoft.com/office/word/2010/wordprocessingInk" xmlns:wne="http://schemas.microsoft.com/office/word/2006/wordml" xmlns:wps="http://schemas.microsoft.com/office/word/2010/wordprocessingShape" mc:Ignorable="w14 w15 w16se w16cid w16 w16cex w16sdtdh w16sdtfl w16du wp14">
   <w:p>
     <w:pPr>
-      <w:keepNext w:val="0"/>
-      <w:keepLines w:val="0"/>
-      <w:pageBreakBefore w:val="0"/>
-      <w:widowControl w:val="1"/>
       <w:pBdr>
-        <w:top w:space="0" w:sz="0" w:val="nil"/>
-        <w:left w:space="0" w:sz="0" w:val="nil"/>
-        <w:bottom w:space="0" w:sz="0" w:val="nil"/>
-        <w:right w:space="0" w:sz="0" w:val="nil"/>
-        <w:between w:space="0" w:sz="0" w:val="nil"/>
+        <w:top w:val="nil"/>
+        <w:left w:val="nil"/>
+        <w:bottom w:val="nil"/>
+        <w:right w:val="nil"/>
+        <w:between w:val="nil"/>
       </w:pBdr>
-      <w:shd w:fill="auto" w:val="clear"/>
       <w:tabs>
-        <w:tab w:val="center" w:leader="none" w:pos="4513"/>
-        <w:tab w:val="right" w:leader="none" w:pos="9026"/>
+        <w:tab w:val="center" w:pos="4513"/>
+        <w:tab w:val="right" w:pos="9026"/>
       </w:tabs>
-      <w:spacing w:after="0" w:before="0" w:line="240" w:lineRule="auto"/>
-      <w:ind w:left="0" w:right="0" w:firstLine="0"/>
-      <w:jc w:val="left"/>
       <w:rPr>
-        <w:rFonts w:ascii="Verdana" w:cs="Verdana" w:eastAsia="Verdana" w:hAnsi="Verdana"/>
-        <w:b w:val="0"/>
-        <w:bCs w:val="0"/>
-        <w:i w:val="1"/>
-        <w:iCs w:val="1"/>
-        <w:smallCaps w:val="0"/>
-        <w:strike w:val="0"/>
+        <w:i/>
+        <w:iCs/>
         <w:color w:val="000000"/>
         <w:sz w:val="16"/>
         <w:szCs w:val="16"/>
-        <w:u w:val="none"/>
-        <w:shd w:fill="auto" w:val="clear"/>
-        <w:vertAlign w:val="baseline"/>
       </w:rPr>
     </w:pPr>
     <w:r>
       <w:rPr>
-        <w:rFonts w:ascii="Verdana" w:cs="Verdana" w:eastAsia="Verdana" w:hAnsi="Verdana"/>
-        <w:b w:val="0"/>
-        <w:bCs w:val="0"/>
-        <w:i w:val="1"/>
-        <w:iCs w:val="1"/>
-        <w:smallCaps w:val="0"/>
-        <w:strike w:val="0"/>
+        <w:i/>
+        <w:iCs/>
         <w:color w:val="000000"/>
         <w:sz w:val="16"/>
         <w:szCs w:val="16"/>
-        <w:u w:val="none"/>
-        <w:shd w:fill="auto" w:val="clear"/>
-        <w:vertAlign w:val="baseline"/>
-        <w:rtl w:val="0"/>
       </w:rPr>
-      <w:t xml:space="preserve">CS3IP Individual Project, School of Computer Science, College of Engineering &amp; Physical Science, Aston University.</w:t>
+      <w:t>CS3IP Individual Project, School of Computer Science, College of Engineering &amp; Physical Science, Aston University.</w:t>
     </w:r>
   </w:p>
 </w:ftr>
 </file>
 
+<file path=word/footnotes.xml><?xml version="1.0" encoding="utf-8"?>
+<w:footnotes xmlns:wpc="http://schemas.microsoft.com/office/word/2010/wordprocessingCanvas" xmlns:cx="http://schemas.microsoft.com/office/drawing/2014/chartex" xmlns:cx1="http://schemas.microsoft.com/office/drawing/2015/9/8/chartex" xmlns:cx2="http://schemas.microsoft.com/office/drawing/2015/10/21/chartex" xmlns:cx3="http://schemas.microsoft.com/office/drawing/2016/5/9/chartex" xmlns:cx4="http://schemas.microsoft.com/office/drawing/2016/5/10/chartex" xmlns:cx5="http://schemas.microsoft.com/office/drawing/2016/5/11/chartex" xmlns:cx6="http://schemas.microsoft.com/office/drawing/2016/5/12/chartex" xmlns:cx7="http://schemas.microsoft.com/office/drawing/2016/5/13/chartex" xmlns:cx8="http://schemas.microsoft.com/office/drawing/2016/5/14/chartex" xmlns:mc="http://schemas.openxmlformats.org/markup-compatibility/2006" xmlns:aink="http://schemas.microsoft.com/office/drawing/2016/ink" xmlns:am3d="http://schemas.microsoft.com/office/drawing/2017/model3d" xmlns:o="urn:schemas-microsoft-com:office:office" xmlns:oel="http://schemas.microsoft.com/office/2019/extlst" xmlns:r="http://schemas.openxmlformats.org/officeDocument/2006/relationships" xmlns:m="http://schemas.openxmlformats.org/officeDocument/2006/math" xmlns:v="urn:schemas-microsoft-com:vml" xmlns:wp14="http://schemas.microsoft.com/office/word/2010/wordprocessingDrawing" xmlns:wp="http://schemas.openxmlformats.org/drawingml/2006/wordprocessingDrawing" xmlns:w10="urn:schemas-microsoft-com:office:word" xmlns:w="http://schemas.openxmlformats.org/wordprocessingml/2006/main" xmlns:w14="http://schemas.microsoft.com/office/word/2010/wordml" xmlns:w15="http://schemas.microsoft.com/office/word/2012/wordml" xmlns:w16cex="http://schemas.microsoft.com/office/word/2018/wordml/cex" xmlns:w16cid="http://schemas.microsoft.com/office/word/2016/wordml/cid" xmlns:w16="http://schemas.microsoft.com/office/word/2018/wordml" xmlns:w16du="http://schemas.microsoft.com/office/word/2023/wordml/word16du" xmlns:w16sdtdh="http://schemas.microsoft.com/office/word/2020/wordml/sdtdatahash" xmlns:w16sdtfl="http://schemas.microsoft.com/office/word/2024/wordml/sdtformatlock" xmlns:w16se="http://schemas.microsoft.com/office/word/2015/wordml/symex" xmlns:wpg="http://schemas.microsoft.com/office/word/2010/wordprocessingGroup" xmlns:wpi="http://schemas.microsoft.com/office/word/2010/wordprocessingInk" xmlns:wne="http://schemas.microsoft.com/office/word/2006/wordml" xmlns:wps="http://schemas.microsoft.com/office/word/2010/wordprocessingShape" mc:Ignorable="w14 w15 w16se w16cid w16 w16cex w16sdtdh w16sdtfl w16du wp14">
+  <w:footnote w:type="separator" w:id="-1">
+    <w:p>
+      <w:r>
+        <w:separator/>
+      </w:r>
+    </w:p>
+  </w:footnote>
+  <w:footnote w:type="continuationSeparator" w:id="0">
+    <w:p>
+      <w:r>
+        <w:continuationSeparator/>
+      </w:r>
+    </w:p>
+  </w:footnote>
+</w:footnotes>
+</file>
+
 <file path=word/numbering.xml><?xml version="1.0" encoding="utf-8"?>
-<w:numbering xmlns:mc="http://schemas.openxmlformats.org/markup-compatibility/2006" xmlns:o="urn:schemas-microsoft-com:office:office" xmlns:r="http://schemas.openxmlformats.org/officeDocument/2006/relationships" xmlns:m="http://schemas.openxmlformats.org/officeDocument/2006/math" xmlns:v="urn:schemas-microsoft-com:vml" xmlns:wp="http://schemas.openxmlformats.org/drawingml/2006/wordprocessingDrawing" xmlns:w10="urn:schemas-microsoft-com:office:word" xmlns:w="http://schemas.openxmlformats.org/wordprocessingml/2006/main" xmlns:wne="http://schemas.microsoft.com/office/word/2006/wordml" xmlns:sl="http://schemas.openxmlformats.org/schemaLibrary/2006/main" xmlns:a="http://schemas.openxmlformats.org/drawingml/2006/main" xmlns:pic="http://schemas.openxmlformats.org/drawingml/2006/picture" xmlns:c="http://schemas.openxmlformats.org/drawingml/2006/chart" xmlns:lc="http://schemas.openxmlformats.org/drawingml/2006/lockedCanvas" xmlns:dgm="http://schemas.openxmlformats.org/drawingml/2006/diagram" xmlns:wps="http://schemas.microsoft.com/office/word/2010/wordprocessingShape" xmlns:wpg="http://schemas.microsoft.com/office/word/2010/wordprocessingGroup" xmlns:w14="http://schemas.microsoft.com/office/word/2010/wordml" xmlns:w15="http://schemas.microsoft.com/office/word/2012/wordml" xmlns:w16="http://schemas.microsoft.com/office/word/2018/wordml" xmlns:w16cex="http://schemas.microsoft.com/office/word/2018/wordml/cex" xmlns:w16cid="http://schemas.microsoft.com/office/word/2016/wordml/cid" xmlns="http://schemas.microsoft.com/office/tasks/2019/documenttasks" xmlns:cr="http://schemas.microsoft.com/office/comments/2020/reactions">
-  <w:abstractNum w:abstractNumId="1">
+<w:numbering xmlns:wpc="http://schemas.microsoft.com/office/word/2010/wordprocessingCanvas" xmlns:cx="http://schemas.microsoft.com/office/drawing/2014/chartex" xmlns:cx1="http://schemas.microsoft.com/office/drawing/2015/9/8/chartex" xmlns:cx2="http://schemas.microsoft.com/office/drawing/2015/10/21/chartex" xmlns:cx3="http://schemas.microsoft.com/office/drawing/2016/5/9/chartex" xmlns:cx4="http://schemas.microsoft.com/office/drawing/2016/5/10/chartex" xmlns:cx5="http://schemas.microsoft.com/office/drawing/2016/5/11/chartex" xmlns:cx6="http://schemas.microsoft.com/office/drawing/2016/5/12/chartex" xmlns:cx7="http://schemas.microsoft.com/office/drawing/2016/5/13/chartex" xmlns:cx8="http://schemas.microsoft.com/office/drawing/2016/5/14/chartex" xmlns:mc="http://schemas.openxmlformats.org/markup-compatibility/2006" xmlns:aink="http://schemas.microsoft.com/office/drawing/2016/ink" xmlns:am3d="http://schemas.microsoft.com/office/drawing/2017/model3d" xmlns:o="urn:schemas-microsoft-com:office:office" xmlns:oel="http://schemas.microsoft.com/office/2019/extlst" xmlns:r="http://schemas.openxmlformats.org/officeDocument/2006/relationships" xmlns:m="http://schemas.openxmlformats.org/officeDocument/2006/math" xmlns:v="urn:schemas-microsoft-com:vml" xmlns:wp14="http://schemas.microsoft.com/office/word/2010/wordprocessingDrawing" xmlns:wp="http://schemas.openxmlformats.org/drawingml/2006/wordprocessingDrawing" xmlns:w10="urn:schemas-microsoft-com:office:word" xmlns:w="http://schemas.openxmlformats.org/wordprocessingml/2006/main" xmlns:w14="http://schemas.microsoft.com/office/word/2010/wordml" xmlns:w15="http://schemas.microsoft.com/office/word/2012/wordml" xmlns:w16cex="http://schemas.microsoft.com/office/word/2018/wordml/cex" xmlns:w16cid="http://schemas.microsoft.com/office/word/2016/wordml/cid" xmlns:w16="http://schemas.microsoft.com/office/word/2018/wordml" xmlns:w16du="http://schemas.microsoft.com/office/word/2023/wordml/word16du" xmlns:w16sdtdh="http://schemas.microsoft.com/office/word/2020/wordml/sdtdatahash" xmlns:w16sdtfl="http://schemas.microsoft.com/office/word/2024/wordml/sdtformatlock" xmlns:w16se="http://schemas.microsoft.com/office/word/2015/wordml/symex" xmlns:wpg="http://schemas.microsoft.com/office/word/2010/wordprocessingGroup" xmlns:wpi="http://schemas.microsoft.com/office/word/2010/wordprocessingInk" xmlns:wne="http://schemas.microsoft.com/office/word/2006/wordml" xmlns:wps="http://schemas.microsoft.com/office/word/2010/wordprocessingShape" mc:Ignorable="w14 w15 w16se w16cid w16 w16cex w16sdtdh w16sdtfl w16du wp14">
+  <w:abstractNum w:abstractNumId="0" w15:restartNumberingAfterBreak="0">
+    <w:nsid w:val="54172DF4"/>
+    <w:multiLevelType w:val="multilevel"/>
+    <w:tmpl w:val="A33A7DFE"/>
     <w:lvl w:ilvl="0">
       <w:start w:val="1"/>
       <w:numFmt w:val="bullet"/>
@@ -664,50 +497,419 @@
       </w:rPr>
     </w:lvl>
   </w:abstractNum>
-  <w:num w:numId="1">
-    <w:abstractNumId w:val="1"/>
+  <w:num w:numId="1" w16cid:durableId="613945620">
+    <w:abstractNumId w:val="0"/>
   </w:num>
 </w:numbering>
 </file>
 
 <file path=word/styles.xml><?xml version="1.0" encoding="utf-8"?>
-<w:styles xmlns:mc="http://schemas.openxmlformats.org/markup-compatibility/2006" xmlns:o="urn:schemas-microsoft-com:office:office" xmlns:r="http://schemas.openxmlformats.org/officeDocument/2006/relationships" xmlns:m="http://schemas.openxmlformats.org/officeDocument/2006/math" xmlns:v="urn:schemas-microsoft-com:vml" xmlns:wp="http://schemas.openxmlformats.org/drawingml/2006/wordprocessingDrawing" xmlns:w10="urn:schemas-microsoft-com:office:word" xmlns:w="http://schemas.openxmlformats.org/wordprocessingml/2006/main" xmlns:wne="http://schemas.microsoft.com/office/word/2006/wordml" xmlns:sl="http://schemas.openxmlformats.org/schemaLibrary/2006/main" xmlns:a="http://schemas.openxmlformats.org/drawingml/2006/main" xmlns:pic="http://schemas.openxmlformats.org/drawingml/2006/picture" xmlns:c="http://schemas.openxmlformats.org/drawingml/2006/chart" xmlns:lc="http://schemas.openxmlformats.org/drawingml/2006/lockedCanvas" xmlns:dgm="http://schemas.openxmlformats.org/drawingml/2006/diagram" xmlns:wps="http://schemas.microsoft.com/office/word/2010/wordprocessingShape" xmlns:wpg="http://schemas.microsoft.com/office/word/2010/wordprocessingGroup" xmlns:w14="http://schemas.microsoft.com/office/word/2010/wordml" xmlns:w15="http://schemas.microsoft.com/office/word/2012/wordml" xmlns:w16="http://schemas.microsoft.com/office/word/2018/wordml" xmlns:w16cex="http://schemas.microsoft.com/office/word/2018/wordml/cex" xmlns:w16cid="http://schemas.microsoft.com/office/word/2016/wordml/cid" xmlns="http://schemas.microsoft.com/office/tasks/2019/documenttasks" xmlns:cr="http://schemas.microsoft.com/office/comments/2020/reactions">
+<w:styles xmlns:mc="http://schemas.openxmlformats.org/markup-compatibility/2006" xmlns:r="http://schemas.openxmlformats.org/officeDocument/2006/relationships" xmlns:w="http://schemas.openxmlformats.org/wordprocessingml/2006/main" xmlns:w14="http://schemas.microsoft.com/office/word/2010/wordml" xmlns:w15="http://schemas.microsoft.com/office/word/2012/wordml" xmlns:w16cex="http://schemas.microsoft.com/office/word/2018/wordml/cex" xmlns:w16cid="http://schemas.microsoft.com/office/word/2016/wordml/cid" xmlns:w16="http://schemas.microsoft.com/office/word/2018/wordml" xmlns:w16du="http://schemas.microsoft.com/office/word/2023/wordml/word16du" xmlns:w16sdtdh="http://schemas.microsoft.com/office/word/2020/wordml/sdtdatahash" xmlns:w16sdtfl="http://schemas.microsoft.com/office/word/2024/wordml/sdtformatlock" xmlns:w16se="http://schemas.microsoft.com/office/word/2015/wordml/symex" mc:Ignorable="w14 w15 w16se w16cid w16 w16cex w16sdtdh w16sdtfl w16du">
   <w:docDefaults>
     <w:rPrDefault>
       <w:rPr>
-        <w:rFonts w:ascii="Verdana" w:cs="Verdana" w:eastAsia="Verdana" w:hAnsi="Verdana"/>
-        <w:lang w:val="en_GB"/>
+        <w:rFonts w:ascii="Verdana" w:eastAsia="Verdana" w:hAnsi="Verdana" w:cs="Verdana"/>
+        <w:lang w:val="en-GB" w:eastAsia="en-GB" w:bidi="ar-SA"/>
       </w:rPr>
     </w:rPrDefault>
-    <w:pPrDefault>
-      <w:pPr/>
-    </w:pPrDefault>
+    <w:pPrDefault/>
   </w:docDefaults>
-  <w:style w:type="table" w:styleId="TableNormal" w:default="1">
-    <w:name w:val="TableNormal"/>
-    <w:tblPr>
-      <w:tblCellMar>
-        <w:top w:w="100.0" w:type="dxa"/>
-        <w:left w:w="100.0" w:type="dxa"/>
-        <w:bottom w:w="100.0" w:type="dxa"/>
-        <w:right w:w="100.0" w:type="dxa"/>
-      </w:tblCellMar>
-    </w:tblPr>
-  </w:style>
-  <w:style w:type="paragraph" w:styleId="Normal" w:default="1">
-    <w:name w:val="normal"/>
+  <w:latentStyles w:defLockedState="0" w:defUIPriority="99" w:defSemiHidden="0" w:defUnhideWhenUsed="0" w:defQFormat="0" w:count="376">
+    <w:lsdException w:name="Normal" w:uiPriority="0" w:qFormat="1"/>
+    <w:lsdException w:name="heading 1" w:uiPriority="9" w:qFormat="1"/>
+    <w:lsdException w:name="heading 2" w:semiHidden="1" w:uiPriority="9" w:unhideWhenUsed="1" w:qFormat="1"/>
+    <w:lsdException w:name="heading 3" w:semiHidden="1" w:uiPriority="9" w:unhideWhenUsed="1" w:qFormat="1"/>
+    <w:lsdException w:name="heading 4" w:semiHidden="1" w:uiPriority="9" w:unhideWhenUsed="1" w:qFormat="1"/>
+    <w:lsdException w:name="heading 5" w:semiHidden="1" w:uiPriority="9" w:unhideWhenUsed="1" w:qFormat="1"/>
+    <w:lsdException w:name="heading 6" w:semiHidden="1" w:uiPriority="9" w:unhideWhenUsed="1" w:qFormat="1"/>
+    <w:lsdException w:name="heading 7" w:semiHidden="1" w:uiPriority="9" w:unhideWhenUsed="1" w:qFormat="1"/>
+    <w:lsdException w:name="heading 8" w:semiHidden="1" w:uiPriority="9" w:unhideWhenUsed="1" w:qFormat="1"/>
+    <w:lsdException w:name="heading 9" w:semiHidden="1" w:uiPriority="9" w:unhideWhenUsed="1" w:qFormat="1"/>
+    <w:lsdException w:name="index 1" w:semiHidden="1" w:unhideWhenUsed="1"/>
+    <w:lsdException w:name="index 2" w:semiHidden="1" w:unhideWhenUsed="1"/>
+    <w:lsdException w:name="index 3" w:semiHidden="1" w:unhideWhenUsed="1"/>
+    <w:lsdException w:name="index 4" w:semiHidden="1" w:unhideWhenUsed="1"/>
+    <w:lsdException w:name="index 5" w:semiHidden="1" w:unhideWhenUsed="1"/>
+    <w:lsdException w:name="index 6" w:semiHidden="1" w:unhideWhenUsed="1"/>
+    <w:lsdException w:name="index 7" w:semiHidden="1" w:unhideWhenUsed="1"/>
+    <w:lsdException w:name="index 8" w:semiHidden="1" w:unhideWhenUsed="1"/>
+    <w:lsdException w:name="index 9" w:semiHidden="1" w:unhideWhenUsed="1"/>
+    <w:lsdException w:name="toc 1" w:semiHidden="1" w:uiPriority="39" w:unhideWhenUsed="1"/>
+    <w:lsdException w:name="toc 2" w:semiHidden="1" w:uiPriority="39" w:unhideWhenUsed="1"/>
+    <w:lsdException w:name="toc 3" w:semiHidden="1" w:uiPriority="39" w:unhideWhenUsed="1"/>
+    <w:lsdException w:name="toc 4" w:semiHidden="1" w:uiPriority="39" w:unhideWhenUsed="1"/>
+    <w:lsdException w:name="toc 5" w:semiHidden="1" w:uiPriority="39" w:unhideWhenUsed="1"/>
+    <w:lsdException w:name="toc 6" w:semiHidden="1" w:uiPriority="39" w:unhideWhenUsed="1"/>
+    <w:lsdException w:name="toc 7" w:semiHidden="1" w:uiPriority="39" w:unhideWhenUsed="1"/>
+    <w:lsdException w:name="toc 8" w:semiHidden="1" w:uiPriority="39" w:unhideWhenUsed="1"/>
+    <w:lsdException w:name="toc 9" w:semiHidden="1" w:uiPriority="39" w:unhideWhenUsed="1"/>
+    <w:lsdException w:name="Normal Indent" w:semiHidden="1" w:unhideWhenUsed="1"/>
+    <w:lsdException w:name="footnote text" w:semiHidden="1" w:unhideWhenUsed="1"/>
+    <w:lsdException w:name="annotation text" w:semiHidden="1" w:unhideWhenUsed="1"/>
+    <w:lsdException w:name="header" w:semiHidden="1" w:unhideWhenUsed="1"/>
+    <w:lsdException w:name="footer" w:semiHidden="1" w:unhideWhenUsed="1"/>
+    <w:lsdException w:name="index heading" w:semiHidden="1" w:unhideWhenUsed="1"/>
+    <w:lsdException w:name="caption" w:semiHidden="1" w:uiPriority="35" w:unhideWhenUsed="1" w:qFormat="1"/>
+    <w:lsdException w:name="table of figures" w:semiHidden="1" w:unhideWhenUsed="1"/>
+    <w:lsdException w:name="envelope address" w:semiHidden="1" w:unhideWhenUsed="1"/>
+    <w:lsdException w:name="envelope return" w:semiHidden="1" w:unhideWhenUsed="1"/>
+    <w:lsdException w:name="footnote reference" w:semiHidden="1" w:unhideWhenUsed="1"/>
+    <w:lsdException w:name="annotation reference" w:semiHidden="1" w:unhideWhenUsed="1"/>
+    <w:lsdException w:name="line number" w:semiHidden="1" w:unhideWhenUsed="1"/>
+    <w:lsdException w:name="page number" w:semiHidden="1" w:unhideWhenUsed="1"/>
+    <w:lsdException w:name="endnote reference" w:semiHidden="1" w:unhideWhenUsed="1"/>
+    <w:lsdException w:name="endnote text" w:semiHidden="1" w:unhideWhenUsed="1"/>
+    <w:lsdException w:name="table of authorities" w:semiHidden="1" w:unhideWhenUsed="1"/>
+    <w:lsdException w:name="macro" w:semiHidden="1" w:unhideWhenUsed="1"/>
+    <w:lsdException w:name="toa heading" w:semiHidden="1" w:unhideWhenUsed="1"/>
+    <w:lsdException w:name="List" w:semiHidden="1" w:unhideWhenUsed="1"/>
+    <w:lsdException w:name="List Bullet" w:semiHidden="1" w:unhideWhenUsed="1"/>
+    <w:lsdException w:name="List Number" w:semiHidden="1" w:unhideWhenUsed="1"/>
+    <w:lsdException w:name="List 2" w:semiHidden="1" w:unhideWhenUsed="1"/>
+    <w:lsdException w:name="List 3" w:semiHidden="1" w:unhideWhenUsed="1"/>
+    <w:lsdException w:name="List 4" w:semiHidden="1" w:unhideWhenUsed="1"/>
+    <w:lsdException w:name="List 5" w:semiHidden="1" w:unhideWhenUsed="1"/>
+    <w:lsdException w:name="List Bullet 2" w:semiHidden="1" w:unhideWhenUsed="1"/>
+    <w:lsdException w:name="List Bullet 3" w:semiHidden="1" w:unhideWhenUsed="1"/>
+    <w:lsdException w:name="List Bullet 4" w:semiHidden="1" w:unhideWhenUsed="1"/>
+    <w:lsdException w:name="List Bullet 5" w:semiHidden="1" w:unhideWhenUsed="1"/>
+    <w:lsdException w:name="List Number 2" w:semiHidden="1" w:unhideWhenUsed="1"/>
+    <w:lsdException w:name="List Number 3" w:semiHidden="1" w:unhideWhenUsed="1"/>
+    <w:lsdException w:name="List Number 4" w:semiHidden="1" w:unhideWhenUsed="1"/>
+    <w:lsdException w:name="List Number 5" w:semiHidden="1" w:unhideWhenUsed="1"/>
+    <w:lsdException w:name="Title" w:uiPriority="10" w:qFormat="1"/>
+    <w:lsdException w:name="Closing" w:semiHidden="1" w:unhideWhenUsed="1"/>
+    <w:lsdException w:name="Signature" w:semiHidden="1" w:unhideWhenUsed="1"/>
+    <w:lsdException w:name="Default Paragraph Font" w:semiHidden="1" w:uiPriority="1" w:unhideWhenUsed="1"/>
+    <w:lsdException w:name="Body Text" w:semiHidden="1" w:unhideWhenUsed="1"/>
+    <w:lsdException w:name="Body Text Indent" w:semiHidden="1" w:unhideWhenUsed="1"/>
+    <w:lsdException w:name="List Continue" w:semiHidden="1" w:unhideWhenUsed="1"/>
+    <w:lsdException w:name="List Continue 2" w:semiHidden="1" w:unhideWhenUsed="1"/>
+    <w:lsdException w:name="List Continue 3" w:semiHidden="1" w:unhideWhenUsed="1"/>
+    <w:lsdException w:name="List Continue 4" w:semiHidden="1" w:unhideWhenUsed="1"/>
+    <w:lsdException w:name="List Continue 5" w:semiHidden="1" w:unhideWhenUsed="1"/>
+    <w:lsdException w:name="Message Header" w:semiHidden="1" w:unhideWhenUsed="1"/>
+    <w:lsdException w:name="Subtitle" w:uiPriority="11" w:qFormat="1"/>
+    <w:lsdException w:name="Salutation" w:semiHidden="1" w:unhideWhenUsed="1"/>
+    <w:lsdException w:name="Date" w:semiHidden="1" w:unhideWhenUsed="1"/>
+    <w:lsdException w:name="Body Text First Indent" w:semiHidden="1" w:unhideWhenUsed="1"/>
+    <w:lsdException w:name="Body Text First Indent 2" w:semiHidden="1" w:unhideWhenUsed="1"/>
+    <w:lsdException w:name="Note Heading" w:semiHidden="1" w:unhideWhenUsed="1"/>
+    <w:lsdException w:name="Body Text 2" w:semiHidden="1" w:unhideWhenUsed="1"/>
+    <w:lsdException w:name="Body Text 3" w:semiHidden="1" w:unhideWhenUsed="1"/>
+    <w:lsdException w:name="Body Text Indent 2" w:semiHidden="1" w:unhideWhenUsed="1"/>
+    <w:lsdException w:name="Body Text Indent 3" w:semiHidden="1" w:unhideWhenUsed="1"/>
+    <w:lsdException w:name="Block Text" w:semiHidden="1" w:unhideWhenUsed="1"/>
+    <w:lsdException w:name="Hyperlink" w:semiHidden="1" w:unhideWhenUsed="1"/>
+    <w:lsdException w:name="FollowedHyperlink" w:semiHidden="1" w:unhideWhenUsed="1"/>
+    <w:lsdException w:name="Strong" w:uiPriority="22" w:qFormat="1"/>
+    <w:lsdException w:name="Emphasis" w:uiPriority="20" w:qFormat="1"/>
+    <w:lsdException w:name="Document Map" w:semiHidden="1" w:unhideWhenUsed="1"/>
+    <w:lsdException w:name="Plain Text" w:semiHidden="1" w:unhideWhenUsed="1"/>
+    <w:lsdException w:name="E-mail Signature" w:semiHidden="1" w:unhideWhenUsed="1"/>
+    <w:lsdException w:name="HTML Top of Form" w:semiHidden="1" w:unhideWhenUsed="1"/>
+    <w:lsdException w:name="HTML Bottom of Form" w:semiHidden="1" w:unhideWhenUsed="1"/>
+    <w:lsdException w:name="Normal (Web)" w:semiHidden="1" w:unhideWhenUsed="1"/>
+    <w:lsdException w:name="HTML Acronym" w:semiHidden="1" w:unhideWhenUsed="1"/>
+    <w:lsdException w:name="HTML Address" w:semiHidden="1" w:unhideWhenUsed="1"/>
+    <w:lsdException w:name="HTML Cite" w:semiHidden="1" w:unhideWhenUsed="1"/>
+    <w:lsdException w:name="HTML Code" w:semiHidden="1" w:unhideWhenUsed="1"/>
+    <w:lsdException w:name="HTML Definition" w:semiHidden="1" w:unhideWhenUsed="1"/>
+    <w:lsdException w:name="HTML Keyboard" w:semiHidden="1" w:unhideWhenUsed="1"/>
+    <w:lsdException w:name="HTML Preformatted" w:semiHidden="1" w:unhideWhenUsed="1"/>
+    <w:lsdException w:name="HTML Sample" w:semiHidden="1" w:unhideWhenUsed="1"/>
+    <w:lsdException w:name="HTML Typewriter" w:semiHidden="1" w:unhideWhenUsed="1"/>
+    <w:lsdException w:name="HTML Variable" w:semiHidden="1" w:unhideWhenUsed="1"/>
+    <w:lsdException w:name="Normal Table" w:semiHidden="1" w:unhideWhenUsed="1"/>
+    <w:lsdException w:name="annotation subject" w:semiHidden="1" w:unhideWhenUsed="1"/>
+    <w:lsdException w:name="No List" w:semiHidden="1" w:unhideWhenUsed="1"/>
+    <w:lsdException w:name="Outline List 1" w:semiHidden="1" w:unhideWhenUsed="1"/>
+    <w:lsdException w:name="Outline List 2" w:semiHidden="1" w:unhideWhenUsed="1"/>
+    <w:lsdException w:name="Outline List 3" w:semiHidden="1" w:unhideWhenUsed="1"/>
+    <w:lsdException w:name="Table Simple 1" w:semiHidden="1" w:unhideWhenUsed="1"/>
+    <w:lsdException w:name="Table Simple 2" w:semiHidden="1" w:unhideWhenUsed="1"/>
+    <w:lsdException w:name="Table Simple 3" w:semiHidden="1" w:unhideWhenUsed="1"/>
+    <w:lsdException w:name="Table Classic 1" w:semiHidden="1" w:unhideWhenUsed="1"/>
+    <w:lsdException w:name="Table Classic 2" w:semiHidden="1" w:unhideWhenUsed="1"/>
+    <w:lsdException w:name="Table Classic 3" w:semiHidden="1" w:unhideWhenUsed="1"/>
+    <w:lsdException w:name="Table Classic 4" w:semiHidden="1" w:unhideWhenUsed="1"/>
+    <w:lsdException w:name="Table Colorful 1" w:semiHidden="1" w:unhideWhenUsed="1"/>
+    <w:lsdException w:name="Table Colorful 2" w:semiHidden="1" w:unhideWhenUsed="1"/>
+    <w:lsdException w:name="Table Colorful 3" w:semiHidden="1" w:unhideWhenUsed="1"/>
+    <w:lsdException w:name="Table Columns 1" w:semiHidden="1" w:unhideWhenUsed="1"/>
+    <w:lsdException w:name="Table Columns 2" w:semiHidden="1" w:unhideWhenUsed="1"/>
+    <w:lsdException w:name="Table Columns 3" w:semiHidden="1" w:unhideWhenUsed="1"/>
+    <w:lsdException w:name="Table Columns 4" w:semiHidden="1" w:unhideWhenUsed="1"/>
+    <w:lsdException w:name="Table Columns 5" w:semiHidden="1" w:unhideWhenUsed="1"/>
+    <w:lsdException w:name="Table Grid 1" w:semiHidden="1" w:unhideWhenUsed="1"/>
+    <w:lsdException w:name="Table Grid 2" w:semiHidden="1" w:unhideWhenUsed="1"/>
+    <w:lsdException w:name="Table Grid 3" w:semiHidden="1" w:unhideWhenUsed="1"/>
+    <w:lsdException w:name="Table Grid 4" w:semiHidden="1" w:unhideWhenUsed="1"/>
+    <w:lsdException w:name="Table Grid 5" w:semiHidden="1" w:unhideWhenUsed="1"/>
+    <w:lsdException w:name="Table Grid 6" w:semiHidden="1" w:unhideWhenUsed="1"/>
+    <w:lsdException w:name="Table Grid 7" w:semiHidden="1" w:unhideWhenUsed="1"/>
+    <w:lsdException w:name="Table Grid 8" w:semiHidden="1" w:unhideWhenUsed="1"/>
+    <w:lsdException w:name="Table List 1" w:semiHidden="1" w:unhideWhenUsed="1"/>
+    <w:lsdException w:name="Table List 2" w:semiHidden="1" w:unhideWhenUsed="1"/>
+    <w:lsdException w:name="Table List 3" w:semiHidden="1" w:unhideWhenUsed="1"/>
+    <w:lsdException w:name="Table List 4" w:semiHidden="1" w:unhideWhenUsed="1"/>
+    <w:lsdException w:name="Table List 5" w:semiHidden="1" w:unhideWhenUsed="1"/>
+    <w:lsdException w:name="Table List 6" w:semiHidden="1" w:unhideWhenUsed="1"/>
+    <w:lsdException w:name="Table List 7" w:semiHidden="1" w:unhideWhenUsed="1"/>
+    <w:lsdException w:name="Table List 8" w:semiHidden="1" w:unhideWhenUsed="1"/>
+    <w:lsdException w:name="Table 3D effects 1" w:semiHidden="1" w:unhideWhenUsed="1"/>
+    <w:lsdException w:name="Table 3D effects 2" w:semiHidden="1" w:unhideWhenUsed="1"/>
+    <w:lsdException w:name="Table 3D effects 3" w:semiHidden="1" w:unhideWhenUsed="1"/>
+    <w:lsdException w:name="Table Contemporary" w:semiHidden="1" w:unhideWhenUsed="1"/>
+    <w:lsdException w:name="Table Elegant" w:semiHidden="1" w:unhideWhenUsed="1"/>
+    <w:lsdException w:name="Table Professional" w:semiHidden="1" w:unhideWhenUsed="1"/>
+    <w:lsdException w:name="Table Subtle 1" w:semiHidden="1" w:unhideWhenUsed="1"/>
+    <w:lsdException w:name="Table Subtle 2" w:semiHidden="1" w:unhideWhenUsed="1"/>
+    <w:lsdException w:name="Table Web 1" w:semiHidden="1" w:unhideWhenUsed="1"/>
+    <w:lsdException w:name="Table Web 2" w:semiHidden="1" w:unhideWhenUsed="1"/>
+    <w:lsdException w:name="Table Web 3" w:semiHidden="1" w:unhideWhenUsed="1"/>
+    <w:lsdException w:name="Balloon Text" w:semiHidden="1" w:unhideWhenUsed="1"/>
+    <w:lsdException w:name="Table Grid" w:uiPriority="39"/>
+    <w:lsdException w:name="Table Theme" w:semiHidden="1" w:unhideWhenUsed="1"/>
+    <w:lsdException w:name="Placeholder Text" w:semiHidden="1"/>
+    <w:lsdException w:name="No Spacing" w:uiPriority="1" w:qFormat="1"/>
+    <w:lsdException w:name="Light Shading" w:uiPriority="60"/>
+    <w:lsdException w:name="Light List" w:uiPriority="61"/>
+    <w:lsdException w:name="Light Grid" w:uiPriority="62"/>
+    <w:lsdException w:name="Medium Shading 1" w:uiPriority="63"/>
+    <w:lsdException w:name="Medium Shading 2" w:uiPriority="64"/>
+    <w:lsdException w:name="Medium List 1" w:uiPriority="65"/>
+    <w:lsdException w:name="Medium List 2" w:uiPriority="66"/>
+    <w:lsdException w:name="Medium Grid 1" w:uiPriority="67"/>
+    <w:lsdException w:name="Medium Grid 2" w:uiPriority="68"/>
+    <w:lsdException w:name="Medium Grid 3" w:uiPriority="69"/>
+    <w:lsdException w:name="Dark List" w:uiPriority="70"/>
+    <w:lsdException w:name="Colorful Shading" w:uiPriority="71"/>
+    <w:lsdException w:name="Colorful List" w:uiPriority="72"/>
+    <w:lsdException w:name="Colorful Grid" w:uiPriority="73"/>
+    <w:lsdException w:name="Light Shading Accent 1" w:uiPriority="60"/>
+    <w:lsdException w:name="Light List Accent 1" w:uiPriority="61"/>
+    <w:lsdException w:name="Light Grid Accent 1" w:uiPriority="62"/>
+    <w:lsdException w:name="Medium Shading 1 Accent 1" w:uiPriority="63"/>
+    <w:lsdException w:name="Medium Shading 2 Accent 1" w:uiPriority="64"/>
+    <w:lsdException w:name="Medium List 1 Accent 1" w:uiPriority="65"/>
+    <w:lsdException w:name="Revision" w:semiHidden="1"/>
+    <w:lsdException w:name="List Paragraph" w:uiPriority="34" w:qFormat="1"/>
+    <w:lsdException w:name="Quote" w:uiPriority="29" w:qFormat="1"/>
+    <w:lsdException w:name="Intense Quote" w:uiPriority="30" w:qFormat="1"/>
+    <w:lsdException w:name="Medium List 2 Accent 1" w:uiPriority="66"/>
+    <w:lsdException w:name="Medium Grid 1 Accent 1" w:uiPriority="67"/>
+    <w:lsdException w:name="Medium Grid 2 Accent 1" w:uiPriority="68"/>
+    <w:lsdException w:name="Medium Grid 3 Accent 1" w:uiPriority="69"/>
+    <w:lsdException w:name="Dark List Accent 1" w:uiPriority="70"/>
+    <w:lsdException w:name="Colorful Shading Accent 1" w:uiPriority="71"/>
+    <w:lsdException w:name="Colorful List Accent 1" w:uiPriority="72"/>
+    <w:lsdException w:name="Colorful Grid Accent 1" w:uiPriority="73"/>
+    <w:lsdException w:name="Light Shading Accent 2" w:uiPriority="60"/>
+    <w:lsdException w:name="Light List Accent 2" w:uiPriority="61"/>
+    <w:lsdException w:name="Light Grid Accent 2" w:uiPriority="62"/>
+    <w:lsdException w:name="Medium Shading 1 Accent 2" w:uiPriority="63"/>
+    <w:lsdException w:name="Medium Shading 2 Accent 2" w:uiPriority="64"/>
+    <w:lsdException w:name="Medium List 1 Accent 2" w:uiPriority="65"/>
+    <w:lsdException w:name="Medium List 2 Accent 2" w:uiPriority="66"/>
+    <w:lsdException w:name="Medium Grid 1 Accent 2" w:uiPriority="67"/>
+    <w:lsdException w:name="Medium Grid 2 Accent 2" w:uiPriority="68"/>
+    <w:lsdException w:name="Medium Grid 3 Accent 2" w:uiPriority="69"/>
+    <w:lsdException w:name="Dark List Accent 2" w:uiPriority="70"/>
+    <w:lsdException w:name="Colorful Shading Accent 2" w:uiPriority="71"/>
+    <w:lsdException w:name="Colorful List Accent 2" w:uiPriority="72"/>
+    <w:lsdException w:name="Colorful Grid Accent 2" w:uiPriority="73"/>
+    <w:lsdException w:name="Light Shading Accent 3" w:uiPriority="60"/>
+    <w:lsdException w:name="Light List Accent 3" w:uiPriority="61"/>
+    <w:lsdException w:name="Light Grid Accent 3" w:uiPriority="62"/>
+    <w:lsdException w:name="Medium Shading 1 Accent 3" w:uiPriority="63"/>
+    <w:lsdException w:name="Medium Shading 2 Accent 3" w:uiPriority="64"/>
+    <w:lsdException w:name="Medium List 1 Accent 3" w:uiPriority="65"/>
+    <w:lsdException w:name="Medium List 2 Accent 3" w:uiPriority="66"/>
+    <w:lsdException w:name="Medium Grid 1 Accent 3" w:uiPriority="67"/>
+    <w:lsdException w:name="Medium Grid 2 Accent 3" w:uiPriority="68"/>
+    <w:lsdException w:name="Medium Grid 3 Accent 3" w:uiPriority="69"/>
+    <w:lsdException w:name="Dark List Accent 3" w:uiPriority="70"/>
+    <w:lsdException w:name="Colorful Shading Accent 3" w:uiPriority="71"/>
+    <w:lsdException w:name="Colorful List Accent 3" w:uiPriority="72"/>
+    <w:lsdException w:name="Colorful Grid Accent 3" w:uiPriority="73"/>
+    <w:lsdException w:name="Light Shading Accent 4" w:uiPriority="60"/>
+    <w:lsdException w:name="Light List Accent 4" w:uiPriority="61"/>
+    <w:lsdException w:name="Light Grid Accent 4" w:uiPriority="62"/>
+    <w:lsdException w:name="Medium Shading 1 Accent 4" w:uiPriority="63"/>
+    <w:lsdException w:name="Medium Shading 2 Accent 4" w:uiPriority="64"/>
+    <w:lsdException w:name="Medium List 1 Accent 4" w:uiPriority="65"/>
+    <w:lsdException w:name="Medium List 2 Accent 4" w:uiPriority="66"/>
+    <w:lsdException w:name="Medium Grid 1 Accent 4" w:uiPriority="67"/>
+    <w:lsdException w:name="Medium Grid 2 Accent 4" w:uiPriority="68"/>
+    <w:lsdException w:name="Medium Grid 3 Accent 4" w:uiPriority="69"/>
+    <w:lsdException w:name="Dark List Accent 4" w:uiPriority="70"/>
+    <w:lsdException w:name="Colorful Shading Accent 4" w:uiPriority="71"/>
+    <w:lsdException w:name="Colorful List Accent 4" w:uiPriority="72"/>
+    <w:lsdException w:name="Colorful Grid Accent 4" w:uiPriority="73"/>
+    <w:lsdException w:name="Light Shading Accent 5" w:uiPriority="60"/>
+    <w:lsdException w:name="Light List Accent 5" w:uiPriority="61"/>
+    <w:lsdException w:name="Light Grid Accent 5" w:uiPriority="62"/>
+    <w:lsdException w:name="Medium Shading 1 Accent 5" w:uiPriority="63"/>
+    <w:lsdException w:name="Medium Shading 2 Accent 5" w:uiPriority="64"/>
+    <w:lsdException w:name="Medium List 1 Accent 5" w:uiPriority="65"/>
+    <w:lsdException w:name="Medium List 2 Accent 5" w:uiPriority="66"/>
+    <w:lsdException w:name="Medium Grid 1 Accent 5" w:uiPriority="67"/>
+    <w:lsdException w:name="Medium Grid 2 Accent 5" w:uiPriority="68"/>
+    <w:lsdException w:name="Medium Grid 3 Accent 5" w:uiPriority="69"/>
+    <w:lsdException w:name="Dark List Accent 5" w:uiPriority="70"/>
+    <w:lsdException w:name="Colorful Shading Accent 5" w:uiPriority="71"/>
+    <w:lsdException w:name="Colorful List Accent 5" w:uiPriority="72"/>
+    <w:lsdException w:name="Colorful Grid Accent 5" w:uiPriority="73"/>
+    <w:lsdException w:name="Light Shading Accent 6" w:uiPriority="60"/>
+    <w:lsdException w:name="Light List Accent 6" w:uiPriority="61"/>
+    <w:lsdException w:name="Light Grid Accent 6" w:uiPriority="62"/>
+    <w:lsdException w:name="Medium Shading 1 Accent 6" w:uiPriority="63"/>
+    <w:lsdException w:name="Medium Shading 2 Accent 6" w:uiPriority="64"/>
+    <w:lsdException w:name="Medium List 1 Accent 6" w:uiPriority="65"/>
+    <w:lsdException w:name="Medium List 2 Accent 6" w:uiPriority="66"/>
+    <w:lsdException w:name="Medium Grid 1 Accent 6" w:uiPriority="67"/>
+    <w:lsdException w:name="Medium Grid 2 Accent 6" w:uiPriority="68"/>
+    <w:lsdException w:name="Medium Grid 3 Accent 6" w:uiPriority="69"/>
+    <w:lsdException w:name="Dark List Accent 6" w:uiPriority="70"/>
+    <w:lsdException w:name="Colorful Shading Accent 6" w:uiPriority="71"/>
+    <w:lsdException w:name="Colorful List Accent 6" w:uiPriority="72"/>
+    <w:lsdException w:name="Colorful Grid Accent 6" w:uiPriority="73"/>
+    <w:lsdException w:name="Subtle Emphasis" w:uiPriority="19" w:qFormat="1"/>
+    <w:lsdException w:name="Intense Emphasis" w:uiPriority="21" w:qFormat="1"/>
+    <w:lsdException w:name="Subtle Reference" w:uiPriority="31" w:qFormat="1"/>
+    <w:lsdException w:name="Intense Reference" w:uiPriority="32" w:qFormat="1"/>
+    <w:lsdException w:name="Book Title" w:uiPriority="33" w:qFormat="1"/>
+    <w:lsdException w:name="Bibliography" w:semiHidden="1" w:uiPriority="37" w:unhideWhenUsed="1"/>
+    <w:lsdException w:name="TOC Heading" w:semiHidden="1" w:uiPriority="39" w:unhideWhenUsed="1" w:qFormat="1"/>
+    <w:lsdException w:name="Plain Table 1" w:uiPriority="41"/>
+    <w:lsdException w:name="Plain Table 2" w:uiPriority="42"/>
+    <w:lsdException w:name="Plain Table 3" w:uiPriority="43"/>
+    <w:lsdException w:name="Plain Table 4" w:uiPriority="44"/>
+    <w:lsdException w:name="Plain Table 5" w:uiPriority="45"/>
+    <w:lsdException w:name="Grid Table Light" w:uiPriority="40"/>
+    <w:lsdException w:name="Grid Table 1 Light" w:uiPriority="46"/>
+    <w:lsdException w:name="Grid Table 2" w:uiPriority="47"/>
+    <w:lsdException w:name="Grid Table 3" w:uiPriority="48"/>
+    <w:lsdException w:name="Grid Table 4" w:uiPriority="49"/>
+    <w:lsdException w:name="Grid Table 5 Dark" w:uiPriority="50"/>
+    <w:lsdException w:name="Grid Table 6 Colorful" w:uiPriority="51"/>
+    <w:lsdException w:name="Grid Table 7 Colorful" w:uiPriority="52"/>
+    <w:lsdException w:name="Grid Table 1 Light Accent 1" w:uiPriority="46"/>
+    <w:lsdException w:name="Grid Table 2 Accent 1" w:uiPriority="47"/>
+    <w:lsdException w:name="Grid Table 3 Accent 1" w:uiPriority="48"/>
+    <w:lsdException w:name="Grid Table 4 Accent 1" w:uiPriority="49"/>
+    <w:lsdException w:name="Grid Table 5 Dark Accent 1" w:uiPriority="50"/>
+    <w:lsdException w:name="Grid Table 6 Colorful Accent 1" w:uiPriority="51"/>
+    <w:lsdException w:name="Grid Table 7 Colorful Accent 1" w:uiPriority="52"/>
+    <w:lsdException w:name="Grid Table 1 Light Accent 2" w:uiPriority="46"/>
+    <w:lsdException w:name="Grid Table 2 Accent 2" w:uiPriority="47"/>
+    <w:lsdException w:name="Grid Table 3 Accent 2" w:uiPriority="48"/>
+    <w:lsdException w:name="Grid Table 4 Accent 2" w:uiPriority="49"/>
+    <w:lsdException w:name="Grid Table 5 Dark Accent 2" w:uiPriority="50"/>
+    <w:lsdException w:name="Grid Table 6 Colorful Accent 2" w:uiPriority="51"/>
+    <w:lsdException w:name="Grid Table 7 Colorful Accent 2" w:uiPriority="52"/>
+    <w:lsdException w:name="Grid Table 1 Light Accent 3" w:uiPriority="46"/>
+    <w:lsdException w:name="Grid Table 2 Accent 3" w:uiPriority="47"/>
+    <w:lsdException w:name="Grid Table 3 Accent 3" w:uiPriority="48"/>
+    <w:lsdException w:name="Grid Table 4 Accent 3" w:uiPriority="49"/>
+    <w:lsdException w:name="Grid Table 5 Dark Accent 3" w:uiPriority="50"/>
+    <w:lsdException w:name="Grid Table 6 Colorful Accent 3" w:uiPriority="51"/>
+    <w:lsdException w:name="Grid Table 7 Colorful Accent 3" w:uiPriority="52"/>
+    <w:lsdException w:name="Grid Table 1 Light Accent 4" w:uiPriority="46"/>
+    <w:lsdException w:name="Grid Table 2 Accent 4" w:uiPriority="47"/>
+    <w:lsdException w:name="Grid Table 3 Accent 4" w:uiPriority="48"/>
+    <w:lsdException w:name="Grid Table 4 Accent 4" w:uiPriority="49"/>
+    <w:lsdException w:name="Grid Table 5 Dark Accent 4" w:uiPriority="50"/>
+    <w:lsdException w:name="Grid Table 6 Colorful Accent 4" w:uiPriority="51"/>
+    <w:lsdException w:name="Grid Table 7 Colorful Accent 4" w:uiPriority="52"/>
+    <w:lsdException w:name="Grid Table 1 Light Accent 5" w:uiPriority="46"/>
+    <w:lsdException w:name="Grid Table 2 Accent 5" w:uiPriority="47"/>
+    <w:lsdException w:name="Grid Table 3 Accent 5" w:uiPriority="48"/>
+    <w:lsdException w:name="Grid Table 4 Accent 5" w:uiPriority="49"/>
+    <w:lsdException w:name="Grid Table 5 Dark Accent 5" w:uiPriority="50"/>
+    <w:lsdException w:name="Grid Table 6 Colorful Accent 5" w:uiPriority="51"/>
+    <w:lsdException w:name="Grid Table 7 Colorful Accent 5" w:uiPriority="52"/>
+    <w:lsdException w:name="Grid Table 1 Light Accent 6" w:uiPriority="46"/>
+    <w:lsdException w:name="Grid Table 2 Accent 6" w:uiPriority="47"/>
+    <w:lsdException w:name="Grid Table 3 Accent 6" w:uiPriority="48"/>
+    <w:lsdException w:name="Grid Table 4 Accent 6" w:uiPriority="49"/>
+    <w:lsdException w:name="Grid Table 5 Dark Accent 6" w:uiPriority="50"/>
+    <w:lsdException w:name="Grid Table 6 Colorful Accent 6" w:uiPriority="51"/>
+    <w:lsdException w:name="Grid Table 7 Colorful Accent 6" w:uiPriority="52"/>
+    <w:lsdException w:name="List Table 1 Light" w:uiPriority="46"/>
+    <w:lsdException w:name="List Table 2" w:uiPriority="47"/>
+    <w:lsdException w:name="List Table 3" w:uiPriority="48"/>
+    <w:lsdException w:name="List Table 4" w:uiPriority="49"/>
+    <w:lsdException w:name="List Table 5 Dark" w:uiPriority="50"/>
+    <w:lsdException w:name="List Table 6 Colorful" w:uiPriority="51"/>
+    <w:lsdException w:name="List Table 7 Colorful" w:uiPriority="52"/>
+    <w:lsdException w:name="List Table 1 Light Accent 1" w:uiPriority="46"/>
+    <w:lsdException w:name="List Table 2 Accent 1" w:uiPriority="47"/>
+    <w:lsdException w:name="List Table 3 Accent 1" w:uiPriority="48"/>
+    <w:lsdException w:name="List Table 4 Accent 1" w:uiPriority="49"/>
+    <w:lsdException w:name="List Table 5 Dark Accent 1" w:uiPriority="50"/>
+    <w:lsdException w:name="List Table 6 Colorful Accent 1" w:uiPriority="51"/>
+    <w:lsdException w:name="List Table 7 Colorful Accent 1" w:uiPriority="52"/>
+    <w:lsdException w:name="List Table 1 Light Accent 2" w:uiPriority="46"/>
+    <w:lsdException w:name="List Table 2 Accent 2" w:uiPriority="47"/>
+    <w:lsdException w:name="List Table 3 Accent 2" w:uiPriority="48"/>
+    <w:lsdException w:name="List Table 4 Accent 2" w:uiPriority="49"/>
+    <w:lsdException w:name="List Table 5 Dark Accent 2" w:uiPriority="50"/>
+    <w:lsdException w:name="List Table 6 Colorful Accent 2" w:uiPriority="51"/>
+    <w:lsdException w:name="List Table 7 Colorful Accent 2" w:uiPriority="52"/>
+    <w:lsdException w:name="List Table 1 Light Accent 3" w:uiPriority="46"/>
+    <w:lsdException w:name="List Table 2 Accent 3" w:uiPriority="47"/>
+    <w:lsdException w:name="List Table 3 Accent 3" w:uiPriority="48"/>
+    <w:lsdException w:name="List Table 4 Accent 3" w:uiPriority="49"/>
+    <w:lsdException w:name="List Table 5 Dark Accent 3" w:uiPriority="50"/>
+    <w:lsdException w:name="List Table 6 Colorful Accent 3" w:uiPriority="51"/>
+    <w:lsdException w:name="List Table 7 Colorful Accent 3" w:uiPriority="52"/>
+    <w:lsdException w:name="List Table 1 Light Accent 4" w:uiPriority="46"/>
+    <w:lsdException w:name="List Table 2 Accent 4" w:uiPriority="47"/>
+    <w:lsdException w:name="List Table 3 Accent 4" w:uiPriority="48"/>
+    <w:lsdException w:name="List Table 4 Accent 4" w:uiPriority="49"/>
+    <w:lsdException w:name="List Table 5 Dark Accent 4" w:uiPriority="50"/>
+    <w:lsdException w:name="List Table 6 Colorful Accent 4" w:uiPriority="51"/>
+    <w:lsdException w:name="List Table 7 Colorful Accent 4" w:uiPriority="52"/>
+    <w:lsdException w:name="List Table 1 Light Accent 5" w:uiPriority="46"/>
+    <w:lsdException w:name="List Table 2 Accent 5" w:uiPriority="47"/>
+    <w:lsdException w:name="List Table 3 Accent 5" w:uiPriority="48"/>
+    <w:lsdException w:name="List Table 4 Accent 5" w:uiPriority="49"/>
+    <w:lsdException w:name="List Table 5 Dark Accent 5" w:uiPriority="50"/>
+    <w:lsdException w:name="List Table 6 Colorful Accent 5" w:uiPriority="51"/>
+    <w:lsdException w:name="List Table 7 Colorful Accent 5" w:uiPriority="52"/>
+    <w:lsdException w:name="List Table 1 Light Accent 6" w:uiPriority="46"/>
+    <w:lsdException w:name="List Table 2 Accent 6" w:uiPriority="47"/>
+    <w:lsdException w:name="List Table 3 Accent 6" w:uiPriority="48"/>
+    <w:lsdException w:name="List Table 4 Accent 6" w:uiPriority="49"/>
+    <w:lsdException w:name="List Table 5 Dark Accent 6" w:uiPriority="50"/>
+    <w:lsdException w:name="List Table 6 Colorful Accent 6" w:uiPriority="51"/>
+    <w:lsdException w:name="List Table 7 Colorful Accent 6" w:uiPriority="52"/>
+    <w:lsdException w:name="Mention" w:semiHidden="1" w:unhideWhenUsed="1"/>
+    <w:lsdException w:name="Smart Hyperlink" w:semiHidden="1" w:unhideWhenUsed="1"/>
+    <w:lsdException w:name="Hashtag" w:semiHidden="1" w:unhideWhenUsed="1"/>
+    <w:lsdException w:name="Unresolved Mention" w:semiHidden="1" w:unhideWhenUsed="1"/>
+    <w:lsdException w:name="Smart Link" w:semiHidden="1" w:unhideWhenUsed="1"/>
+  </w:latentStyles>
+  <w:style w:type="paragraph" w:default="1" w:styleId="Normal">
+    <w:name w:val="Normal"/>
+    <w:qFormat/>
   </w:style>
   <w:style w:type="paragraph" w:styleId="Heading1">
     <w:name w:val="heading 1"/>
     <w:basedOn w:val="Normal"/>
     <w:next w:val="Normal"/>
+    <w:uiPriority w:val="9"/>
+    <w:qFormat/>
     <w:pPr>
-      <w:keepNext w:val="1"/>
-      <w:spacing w:after="60" w:before="240" w:lineRule="auto"/>
+      <w:keepNext/>
+      <w:spacing w:before="240" w:after="60"/>
+      <w:outlineLvl w:val="0"/>
     </w:pPr>
     <w:rPr>
-      <w:b w:val="1"/>
-      <w:bCs w:val="1"/>
+      <w:b/>
+      <w:bCs/>
       <w:sz w:val="32"/>
       <w:szCs w:val="32"/>
     </w:rPr>
@@ -716,15 +918,19 @@
     <w:name w:val="heading 2"/>
     <w:basedOn w:val="Normal"/>
     <w:next w:val="Normal"/>
+    <w:uiPriority w:val="9"/>
+    <w:semiHidden/>
+    <w:unhideWhenUsed/>
+    <w:qFormat/>
     <w:pPr>
-      <w:keepNext w:val="1"/>
-      <w:keepLines w:val="1"/>
-      <w:pageBreakBefore w:val="0"/>
-      <w:spacing w:after="80" w:before="360" w:lineRule="auto"/>
+      <w:keepNext/>
+      <w:keepLines/>
+      <w:spacing w:before="360" w:after="80"/>
+      <w:outlineLvl w:val="1"/>
     </w:pPr>
     <w:rPr>
-      <w:b w:val="1"/>
-      <w:bCs w:val="1"/>
+      <w:b/>
+      <w:bCs/>
       <w:sz w:val="36"/>
       <w:szCs w:val="36"/>
     </w:rPr>
@@ -733,15 +939,19 @@
     <w:name w:val="heading 3"/>
     <w:basedOn w:val="Normal"/>
     <w:next w:val="Normal"/>
+    <w:uiPriority w:val="9"/>
+    <w:semiHidden/>
+    <w:unhideWhenUsed/>
+    <w:qFormat/>
     <w:pPr>
-      <w:keepNext w:val="1"/>
-      <w:keepLines w:val="1"/>
-      <w:pageBreakBefore w:val="0"/>
-      <w:spacing w:after="80" w:before="280" w:lineRule="auto"/>
+      <w:keepNext/>
+      <w:keepLines/>
+      <w:spacing w:before="280" w:after="80"/>
+      <w:outlineLvl w:val="2"/>
     </w:pPr>
     <w:rPr>
-      <w:b w:val="1"/>
-      <w:bCs w:val="1"/>
+      <w:b/>
+      <w:bCs/>
       <w:sz w:val="28"/>
       <w:szCs w:val="28"/>
     </w:rPr>
@@ -750,15 +960,19 @@
     <w:name w:val="heading 4"/>
     <w:basedOn w:val="Normal"/>
     <w:next w:val="Normal"/>
+    <w:uiPriority w:val="9"/>
+    <w:semiHidden/>
+    <w:unhideWhenUsed/>
+    <w:qFormat/>
     <w:pPr>
-      <w:keepNext w:val="1"/>
-      <w:keepLines w:val="1"/>
-      <w:pageBreakBefore w:val="0"/>
-      <w:spacing w:after="40" w:before="240" w:lineRule="auto"/>
+      <w:keepNext/>
+      <w:keepLines/>
+      <w:spacing w:before="240" w:after="40"/>
+      <w:outlineLvl w:val="3"/>
     </w:pPr>
     <w:rPr>
-      <w:b w:val="1"/>
-      <w:bCs w:val="1"/>
+      <w:b/>
+      <w:bCs/>
       <w:sz w:val="24"/>
       <w:szCs w:val="24"/>
     </w:rPr>
@@ -767,15 +981,19 @@
     <w:name w:val="heading 5"/>
     <w:basedOn w:val="Normal"/>
     <w:next w:val="Normal"/>
+    <w:uiPriority w:val="9"/>
+    <w:semiHidden/>
+    <w:unhideWhenUsed/>
+    <w:qFormat/>
     <w:pPr>
-      <w:keepNext w:val="1"/>
-      <w:keepLines w:val="1"/>
-      <w:pageBreakBefore w:val="0"/>
-      <w:spacing w:after="40" w:before="220" w:lineRule="auto"/>
+      <w:keepNext/>
+      <w:keepLines/>
+      <w:spacing w:before="220" w:after="40"/>
+      <w:outlineLvl w:val="4"/>
     </w:pPr>
     <w:rPr>
-      <w:b w:val="1"/>
-      <w:bCs w:val="1"/>
+      <w:b/>
+      <w:bCs/>
       <w:sz w:val="22"/>
       <w:szCs w:val="22"/>
     </w:rPr>
@@ -784,32 +1002,73 @@
     <w:name w:val="heading 6"/>
     <w:basedOn w:val="Normal"/>
     <w:next w:val="Normal"/>
+    <w:uiPriority w:val="9"/>
+    <w:semiHidden/>
+    <w:unhideWhenUsed/>
+    <w:qFormat/>
     <w:pPr>
-      <w:keepNext w:val="1"/>
-      <w:keepLines w:val="1"/>
-      <w:pageBreakBefore w:val="0"/>
-      <w:spacing w:after="40" w:before="200" w:lineRule="auto"/>
+      <w:keepNext/>
+      <w:keepLines/>
+      <w:spacing w:before="200" w:after="40"/>
+      <w:outlineLvl w:val="5"/>
     </w:pPr>
     <w:rPr>
-      <w:b w:val="1"/>
-      <w:bCs w:val="1"/>
-      <w:sz w:val="20"/>
-      <w:szCs w:val="20"/>
+      <w:b/>
+      <w:bCs/>
     </w:rPr>
+  </w:style>
+  <w:style w:type="character" w:default="1" w:styleId="DefaultParagraphFont">
+    <w:name w:val="Default Paragraph Font"/>
+    <w:uiPriority w:val="1"/>
+    <w:semiHidden/>
+    <w:unhideWhenUsed/>
+  </w:style>
+  <w:style w:type="table" w:default="1" w:styleId="TableNormal">
+    <w:name w:val="Normal Table"/>
+    <w:uiPriority w:val="99"/>
+    <w:semiHidden/>
+    <w:unhideWhenUsed/>
+    <w:tblPr>
+      <w:tblInd w:w="0" w:type="dxa"/>
+      <w:tblCellMar>
+        <w:top w:w="0" w:type="dxa"/>
+        <w:left w:w="108" w:type="dxa"/>
+        <w:bottom w:w="0" w:type="dxa"/>
+        <w:right w:w="108" w:type="dxa"/>
+      </w:tblCellMar>
+    </w:tblPr>
+  </w:style>
+  <w:style w:type="numbering" w:default="1" w:styleId="NoList">
+    <w:name w:val="No List"/>
+    <w:uiPriority w:val="99"/>
+    <w:semiHidden/>
+    <w:unhideWhenUsed/>
+  </w:style>
+  <w:style w:type="table" w:customStyle="1" w:styleId="TableNormal0">
+    <w:name w:val="TableNormal"/>
+    <w:tblPr>
+      <w:tblCellMar>
+        <w:top w:w="100" w:type="dxa"/>
+        <w:left w:w="100" w:type="dxa"/>
+        <w:bottom w:w="100" w:type="dxa"/>
+        <w:right w:w="100" w:type="dxa"/>
+      </w:tblCellMar>
+    </w:tblPr>
   </w:style>
   <w:style w:type="paragraph" w:styleId="Title">
     <w:name w:val="Title"/>
     <w:basedOn w:val="Normal"/>
     <w:next w:val="Normal"/>
+    <w:uiPriority w:val="10"/>
+    <w:qFormat/>
     <w:pPr>
-      <w:keepNext w:val="1"/>
-      <w:keepLines w:val="1"/>
-      <w:pageBreakBefore w:val="0"/>
-      <w:spacing w:after="120" w:before="480" w:lineRule="auto"/>
+      <w:keepNext/>
+      <w:keepLines/>
+      <w:spacing w:before="480" w:after="120"/>
     </w:pPr>
     <w:rPr>
-      <w:b w:val="1"/>
-      <w:bCs w:val="1"/>
+      <w:b/>
+      <w:bCs/>
       <w:sz w:val="72"/>
       <w:szCs w:val="72"/>
     </w:rPr>
@@ -818,34 +1077,32 @@
     <w:name w:val="Subtitle"/>
     <w:basedOn w:val="Normal"/>
     <w:next w:val="Normal"/>
+    <w:uiPriority w:val="11"/>
+    <w:qFormat/>
     <w:pPr>
-      <w:keepNext w:val="1"/>
-      <w:keepLines w:val="1"/>
-      <w:pageBreakBefore w:val="0"/>
-      <w:spacing w:after="80" w:before="360" w:lineRule="auto"/>
+      <w:keepNext/>
+      <w:keepLines/>
+      <w:spacing w:before="360" w:after="80"/>
     </w:pPr>
     <w:rPr>
-      <w:rFonts w:ascii="Georgia" w:cs="Georgia" w:eastAsia="Georgia" w:hAnsi="Georgia"/>
-      <w:i w:val="1"/>
-      <w:iCs w:val="1"/>
+      <w:rFonts w:ascii="Georgia" w:eastAsia="Georgia" w:hAnsi="Georgia" w:cs="Georgia"/>
+      <w:i/>
+      <w:iCs/>
       <w:color w:val="666666"/>
       <w:sz w:val="48"/>
       <w:szCs w:val="48"/>
     </w:rPr>
   </w:style>
-  <w:style w:type="table" w:styleId="Table1">
-    <w:basedOn w:val="TableNormal"/>
-    <w:pPr>
-      <w:spacing w:after="0" w:line="240" w:lineRule="auto"/>
-    </w:pPr>
+  <w:style w:type="table" w:customStyle="1" w:styleId="a">
+    <w:basedOn w:val="TableNormal0"/>
     <w:tblPr>
       <w:tblStyleRowBandSize w:val="1"/>
       <w:tblStyleColBandSize w:val="1"/>
       <w:tblCellMar>
-        <w:top w:w="0.0" w:type="dxa"/>
-        <w:left w:w="108.0" w:type="dxa"/>
-        <w:bottom w:w="0.0" w:type="dxa"/>
-        <w:right w:w="108.0" w:type="dxa"/>
+        <w:top w:w="0" w:type="dxa"/>
+        <w:left w:w="108" w:type="dxa"/>
+        <w:bottom w:w="0" w:type="dxa"/>
+        <w:right w:w="108" w:type="dxa"/>
       </w:tblCellMar>
     </w:tblPr>
   </w:style>

--- a/Final Year/CS3IP/CS3IP Project Definition Form.docx
+++ b/Final Year/CS3IP/CS3IP Project Definition Form.docx
@@ -124,7 +124,7 @@
               <w:rPr>
                 <w:rtl w:val="0"/>
               </w:rPr>
-              <w:t xml:space="preserve">Supervisor: FROM SUPERVISOR</w:t>
+              <w:t xml:space="preserve">Supervisor: Md Hanif Seddiqui</w:t>
             </w:r>
           </w:p>
         </w:tc>
